--- a/Y3/T2/Network Security/Lab/MOD12-13-14/GNS3/Answer/15.4.5 Lab - Exploring Encryption Methods.docx
+++ b/Y3/T2/Network Security/Lab/MOD12-13-14/GNS3/Answer/15.4.5 Lab - Exploring Encryption Methods.docx
@@ -1,6 +1,6 @@
 
 <file path=word/document.xml><?xml version="1.0" encoding="utf-8"?>
-<w:document xmlns:wpc="http://schemas.microsoft.com/office/word/2010/wordprocessingCanvas" xmlns:cx="http://schemas.microsoft.com/office/drawing/2014/chartex" xmlns:cx1="http://schemas.microsoft.com/office/drawing/2015/9/8/chartex" xmlns:cx2="http://schemas.microsoft.com/office/drawing/2015/10/21/chartex" xmlns:cx3="http://schemas.microsoft.com/office/drawing/2016/5/9/chartex" xmlns:cx4="http://schemas.microsoft.com/office/drawing/2016/5/10/chartex" xmlns:cx5="http://schemas.microsoft.com/office/drawing/2016/5/11/chartex" xmlns:cx6="http://schemas.microsoft.com/office/drawing/2016/5/12/chartex" xmlns:cx7="http://schemas.microsoft.com/office/drawing/2016/5/13/chartex" xmlns:cx8="http://schemas.microsoft.com/office/drawing/2016/5/14/chartex" xmlns:mc="http://schemas.openxmlformats.org/markup-compatibility/2006" xmlns:aink="http://schemas.microsoft.com/office/drawing/2016/ink" xmlns:am3d="http://schemas.microsoft.com/office/drawing/2017/model3d" xmlns:o="urn:schemas-microsoft-com:office:office" xmlns:r="http://schemas.openxmlformats.org/officeDocument/2006/relationships" xmlns:m="http://schemas.openxmlformats.org/officeDocument/2006/math" xmlns:v="urn:schemas-microsoft-com:vml" xmlns:wp14="http://schemas.microsoft.com/office/word/2010/wordprocessingDrawing" xmlns:wp="http://schemas.openxmlformats.org/drawingml/2006/wordprocessingDrawing" xmlns:w10="urn:schemas-microsoft-com:office:word" xmlns:w="http://schemas.openxmlformats.org/wordprocessingml/2006/main" xmlns:w14="http://schemas.microsoft.com/office/word/2010/wordml" xmlns:w15="http://schemas.microsoft.com/office/word/2012/wordml" xmlns:w16cex="http://schemas.microsoft.com/office/word/2018/wordml/cex" xmlns:w16cid="http://schemas.microsoft.com/office/word/2016/wordml/cid" xmlns:w16="http://schemas.microsoft.com/office/word/2018/wordml" xmlns:w16se="http://schemas.microsoft.com/office/word/2015/wordml/symex" xmlns:wpg="http://schemas.microsoft.com/office/word/2010/wordprocessingGroup" xmlns:wpi="http://schemas.microsoft.com/office/word/2010/wordprocessingInk" xmlns:wne="http://schemas.microsoft.com/office/word/2006/wordml" xmlns:wps="http://schemas.microsoft.com/office/word/2010/wordprocessingShape" mc:Ignorable="w14 w15 w16se w16cid w16 w16cex wp14">
+<w:document xmlns:wpc="http://schemas.microsoft.com/office/word/2010/wordprocessingCanvas" xmlns:cx="http://schemas.microsoft.com/office/drawing/2014/chartex" xmlns:cx1="http://schemas.microsoft.com/office/drawing/2015/9/8/chartex" xmlns:cx2="http://schemas.microsoft.com/office/drawing/2015/10/21/chartex" xmlns:cx3="http://schemas.microsoft.com/office/drawing/2016/5/9/chartex" xmlns:cx4="http://schemas.microsoft.com/office/drawing/2016/5/10/chartex" xmlns:cx5="http://schemas.microsoft.com/office/drawing/2016/5/11/chartex" xmlns:cx6="http://schemas.microsoft.com/office/drawing/2016/5/12/chartex" xmlns:cx7="http://schemas.microsoft.com/office/drawing/2016/5/13/chartex" xmlns:cx8="http://schemas.microsoft.com/office/drawing/2016/5/14/chartex" xmlns:mc="http://schemas.openxmlformats.org/markup-compatibility/2006" xmlns:aink="http://schemas.microsoft.com/office/drawing/2016/ink" xmlns:am3d="http://schemas.microsoft.com/office/drawing/2017/model3d" xmlns:o="urn:schemas-microsoft-com:office:office" xmlns:oel="http://schemas.microsoft.com/office/2019/extlst" xmlns:r="http://schemas.openxmlformats.org/officeDocument/2006/relationships" xmlns:m="http://schemas.openxmlformats.org/officeDocument/2006/math" xmlns:v="urn:schemas-microsoft-com:vml" xmlns:wp14="http://schemas.microsoft.com/office/word/2010/wordprocessingDrawing" xmlns:wp="http://schemas.openxmlformats.org/drawingml/2006/wordprocessingDrawing" xmlns:w10="urn:schemas-microsoft-com:office:word" xmlns:w="http://schemas.openxmlformats.org/wordprocessingml/2006/main" xmlns:w14="http://schemas.microsoft.com/office/word/2010/wordml" xmlns:w15="http://schemas.microsoft.com/office/word/2012/wordml" xmlns:w16cex="http://schemas.microsoft.com/office/word/2018/wordml/cex" xmlns:w16cid="http://schemas.microsoft.com/office/word/2016/wordml/cid" xmlns:w16="http://schemas.microsoft.com/office/word/2018/wordml" xmlns:w16du="http://schemas.microsoft.com/office/word/2023/wordml/word16du" xmlns:w16sdtdh="http://schemas.microsoft.com/office/word/2020/wordml/sdtdatahash" xmlns:w16sdtfl="http://schemas.microsoft.com/office/word/2024/wordml/sdtformatlock" xmlns:w16se="http://schemas.microsoft.com/office/word/2015/wordml/symex" xmlns:wpg="http://schemas.microsoft.com/office/word/2010/wordprocessingGroup" xmlns:wpi="http://schemas.microsoft.com/office/word/2010/wordprocessingInk" xmlns:wne="http://schemas.microsoft.com/office/word/2006/wordml" xmlns:wps="http://schemas.microsoft.com/office/word/2010/wordprocessingShape" mc:Ignorable="w14 w15 w16se w16cid w16 w16cex w16sdtdh w16sdtfl w16du wp14">
   <w:body>
     <w:p>
       <w:pPr>
@@ -36,6 +36,9 @@
           <w:r>
             <w:t>Lab - Exploring Encryption Methods</w:t>
           </w:r>
+          <w:r>
+            <w:t xml:space="preserve"> ( THY DAYUTH )</w:t>
+          </w:r>
         </w:sdtContent>
       </w:sdt>
     </w:p>
@@ -430,6 +433,7 @@
         <w:pStyle w:val="Heading3"/>
       </w:pPr>
       <w:r>
+        <w:lastRenderedPageBreak/>
         <w:t>Review the structure of the Vigenère</w:t>
       </w:r>
       <w:r>
@@ -675,8 +679,14 @@
           <w:p>
             <w:pPr>
               <w:pStyle w:val="TableHeading"/>
-            </w:pPr>
-            <w:r>
+              <w:rPr>
+                <w:color w:val="000000" w:themeColor="text1"/>
+              </w:rPr>
+            </w:pPr>
+            <w:r>
+              <w:rPr>
+                <w:color w:val="000000" w:themeColor="text1"/>
+              </w:rPr>
               <w:t>Cipher Keyword</w:t>
             </w:r>
           </w:p>
@@ -690,9 +700,23 @@
           <w:p>
             <w:pPr>
               <w:pStyle w:val="ConfigWindow"/>
-            </w:pPr>
-            <w:r>
-              <w:t>blank</w:t>
+              <w:rPr>
+                <w:i w:val="0"/>
+                <w:iCs/>
+                <w:color w:val="EE0000"/>
+                <w:sz w:val="28"/>
+                <w:szCs w:val="28"/>
+              </w:rPr>
+            </w:pPr>
+            <w:r>
+              <w:rPr>
+                <w:i w:val="0"/>
+                <w:iCs/>
+                <w:color w:val="EE0000"/>
+                <w:sz w:val="28"/>
+                <w:szCs w:val="28"/>
+              </w:rPr>
+              <w:t>T</w:t>
             </w:r>
           </w:p>
         </w:tc>
@@ -705,9 +729,23 @@
           <w:p>
             <w:pPr>
               <w:pStyle w:val="ConfigWindow"/>
-            </w:pPr>
-            <w:r>
-              <w:t>blank</w:t>
+              <w:rPr>
+                <w:i w:val="0"/>
+                <w:iCs/>
+                <w:color w:val="EE0000"/>
+                <w:sz w:val="28"/>
+                <w:szCs w:val="28"/>
+              </w:rPr>
+            </w:pPr>
+            <w:r>
+              <w:rPr>
+                <w:i w:val="0"/>
+                <w:iCs/>
+                <w:color w:val="EE0000"/>
+                <w:sz w:val="28"/>
+                <w:szCs w:val="28"/>
+              </w:rPr>
+              <w:t>C</w:t>
             </w:r>
           </w:p>
         </w:tc>
@@ -720,9 +758,23 @@
           <w:p>
             <w:pPr>
               <w:pStyle w:val="ConfigWindow"/>
-            </w:pPr>
-            <w:r>
-              <w:t>blank</w:t>
+              <w:rPr>
+                <w:i w:val="0"/>
+                <w:iCs/>
+                <w:color w:val="EE0000"/>
+                <w:sz w:val="28"/>
+                <w:szCs w:val="28"/>
+              </w:rPr>
+            </w:pPr>
+            <w:r>
+              <w:rPr>
+                <w:i w:val="0"/>
+                <w:iCs/>
+                <w:color w:val="EE0000"/>
+                <w:sz w:val="28"/>
+                <w:szCs w:val="28"/>
+              </w:rPr>
+              <w:t>P</w:t>
             </w:r>
           </w:p>
         </w:tc>
@@ -735,9 +787,23 @@
           <w:p>
             <w:pPr>
               <w:pStyle w:val="ConfigWindow"/>
-            </w:pPr>
-            <w:r>
-              <w:t>blank</w:t>
+              <w:rPr>
+                <w:i w:val="0"/>
+                <w:iCs/>
+                <w:color w:val="EE0000"/>
+                <w:sz w:val="28"/>
+                <w:szCs w:val="28"/>
+              </w:rPr>
+            </w:pPr>
+            <w:r>
+              <w:rPr>
+                <w:i w:val="0"/>
+                <w:iCs/>
+                <w:color w:val="EE0000"/>
+                <w:sz w:val="28"/>
+                <w:szCs w:val="28"/>
+              </w:rPr>
+              <w:t>I</w:t>
             </w:r>
           </w:p>
         </w:tc>
@@ -750,9 +816,23 @@
           <w:p>
             <w:pPr>
               <w:pStyle w:val="ConfigWindow"/>
-            </w:pPr>
-            <w:r>
-              <w:t>blank</w:t>
+              <w:rPr>
+                <w:i w:val="0"/>
+                <w:iCs/>
+                <w:color w:val="EE0000"/>
+                <w:sz w:val="28"/>
+                <w:szCs w:val="28"/>
+              </w:rPr>
+            </w:pPr>
+            <w:r>
+              <w:rPr>
+                <w:i w:val="0"/>
+                <w:iCs/>
+                <w:color w:val="EE0000"/>
+                <w:sz w:val="28"/>
+                <w:szCs w:val="28"/>
+              </w:rPr>
+              <w:t>P</w:t>
             </w:r>
           </w:p>
         </w:tc>
@@ -765,9 +845,23 @@
           <w:p>
             <w:pPr>
               <w:pStyle w:val="ConfigWindow"/>
-            </w:pPr>
-            <w:r>
-              <w:t>blank</w:t>
+              <w:rPr>
+                <w:i w:val="0"/>
+                <w:iCs/>
+                <w:color w:val="EE0000"/>
+                <w:sz w:val="28"/>
+                <w:szCs w:val="28"/>
+              </w:rPr>
+            </w:pPr>
+            <w:r>
+              <w:rPr>
+                <w:i w:val="0"/>
+                <w:iCs/>
+                <w:color w:val="EE0000"/>
+                <w:sz w:val="28"/>
+                <w:szCs w:val="28"/>
+              </w:rPr>
+              <w:t>T</w:t>
             </w:r>
           </w:p>
         </w:tc>
@@ -780,9 +874,23 @@
           <w:p>
             <w:pPr>
               <w:pStyle w:val="ConfigWindow"/>
-            </w:pPr>
-            <w:r>
-              <w:t>blank</w:t>
+              <w:rPr>
+                <w:i w:val="0"/>
+                <w:iCs/>
+                <w:color w:val="EE0000"/>
+                <w:sz w:val="28"/>
+                <w:szCs w:val="28"/>
+              </w:rPr>
+            </w:pPr>
+            <w:r>
+              <w:rPr>
+                <w:i w:val="0"/>
+                <w:iCs/>
+                <w:color w:val="EE0000"/>
+                <w:sz w:val="28"/>
+                <w:szCs w:val="28"/>
+              </w:rPr>
+              <w:t>C</w:t>
             </w:r>
           </w:p>
         </w:tc>
@@ -795,9 +903,23 @@
           <w:p>
             <w:pPr>
               <w:pStyle w:val="ConfigWindow"/>
-            </w:pPr>
-            <w:r>
-              <w:t>blank</w:t>
+              <w:rPr>
+                <w:i w:val="0"/>
+                <w:iCs/>
+                <w:color w:val="EE0000"/>
+                <w:sz w:val="28"/>
+                <w:szCs w:val="28"/>
+              </w:rPr>
+            </w:pPr>
+            <w:r>
+              <w:rPr>
+                <w:i w:val="0"/>
+                <w:iCs/>
+                <w:color w:val="EE0000"/>
+                <w:sz w:val="28"/>
+                <w:szCs w:val="28"/>
+              </w:rPr>
+              <w:t>P</w:t>
             </w:r>
           </w:p>
         </w:tc>
@@ -810,9 +932,23 @@
           <w:p>
             <w:pPr>
               <w:pStyle w:val="ConfigWindow"/>
-            </w:pPr>
-            <w:r>
-              <w:t>blank</w:t>
+              <w:rPr>
+                <w:i w:val="0"/>
+                <w:iCs/>
+                <w:color w:val="EE0000"/>
+                <w:sz w:val="28"/>
+                <w:szCs w:val="28"/>
+              </w:rPr>
+            </w:pPr>
+            <w:r>
+              <w:rPr>
+                <w:i w:val="0"/>
+                <w:iCs/>
+                <w:color w:val="EE0000"/>
+                <w:sz w:val="28"/>
+                <w:szCs w:val="28"/>
+              </w:rPr>
+              <w:t>I</w:t>
             </w:r>
           </w:p>
         </w:tc>
@@ -825,9 +961,23 @@
           <w:p>
             <w:pPr>
               <w:pStyle w:val="ConfigWindow"/>
-            </w:pPr>
-            <w:r>
-              <w:t>blank</w:t>
+              <w:rPr>
+                <w:i w:val="0"/>
+                <w:iCs/>
+                <w:color w:val="EE0000"/>
+                <w:sz w:val="28"/>
+                <w:szCs w:val="28"/>
+              </w:rPr>
+            </w:pPr>
+            <w:r>
+              <w:rPr>
+                <w:i w:val="0"/>
+                <w:iCs/>
+                <w:color w:val="EE0000"/>
+                <w:sz w:val="28"/>
+                <w:szCs w:val="28"/>
+              </w:rPr>
+              <w:t>P</w:t>
             </w:r>
           </w:p>
         </w:tc>
@@ -840,9 +990,23 @@
           <w:p>
             <w:pPr>
               <w:pStyle w:val="ConfigWindow"/>
-            </w:pPr>
-            <w:r>
-              <w:t>blank</w:t>
+              <w:rPr>
+                <w:i w:val="0"/>
+                <w:iCs/>
+                <w:color w:val="EE0000"/>
+                <w:sz w:val="28"/>
+                <w:szCs w:val="28"/>
+              </w:rPr>
+            </w:pPr>
+            <w:r>
+              <w:rPr>
+                <w:i w:val="0"/>
+                <w:iCs/>
+                <w:color w:val="EE0000"/>
+                <w:sz w:val="28"/>
+                <w:szCs w:val="28"/>
+              </w:rPr>
+              <w:t>T</w:t>
             </w:r>
           </w:p>
         </w:tc>
@@ -857,8 +1021,14 @@
           <w:p>
             <w:pPr>
               <w:pStyle w:val="TableHeading"/>
-            </w:pPr>
-            <w:r>
+              <w:rPr>
+                <w:color w:val="000000" w:themeColor="text1"/>
+              </w:rPr>
+            </w:pPr>
+            <w:r>
+              <w:rPr>
+                <w:color w:val="000000" w:themeColor="text1"/>
+              </w:rPr>
               <w:t>Encrypted Message</w:t>
             </w:r>
           </w:p>
@@ -871,9 +1041,23 @@
           <w:p>
             <w:pPr>
               <w:pStyle w:val="ConfigWindow"/>
-            </w:pPr>
-            <w:r>
-              <w:t>blank</w:t>
+              <w:rPr>
+                <w:i w:val="0"/>
+                <w:iCs/>
+                <w:color w:val="EE0000"/>
+                <w:sz w:val="28"/>
+                <w:szCs w:val="28"/>
+              </w:rPr>
+            </w:pPr>
+            <w:r>
+              <w:rPr>
+                <w:i w:val="0"/>
+                <w:iCs/>
+                <w:color w:val="EE0000"/>
+                <w:sz w:val="28"/>
+                <w:szCs w:val="28"/>
+              </w:rPr>
+              <w:t>G</w:t>
             </w:r>
           </w:p>
         </w:tc>
@@ -885,9 +1069,23 @@
           <w:p>
             <w:pPr>
               <w:pStyle w:val="ConfigWindow"/>
-            </w:pPr>
-            <w:r>
-              <w:t>blank</w:t>
+              <w:rPr>
+                <w:i w:val="0"/>
+                <w:iCs/>
+                <w:color w:val="EE0000"/>
+                <w:sz w:val="28"/>
+                <w:szCs w:val="28"/>
+              </w:rPr>
+            </w:pPr>
+            <w:r>
+              <w:rPr>
+                <w:i w:val="0"/>
+                <w:iCs/>
+                <w:color w:val="EE0000"/>
+                <w:sz w:val="28"/>
+                <w:szCs w:val="28"/>
+              </w:rPr>
+              <w:t>G</w:t>
             </w:r>
           </w:p>
         </w:tc>
@@ -899,9 +1097,23 @@
           <w:p>
             <w:pPr>
               <w:pStyle w:val="ConfigWindow"/>
-            </w:pPr>
-            <w:r>
-              <w:t>blank</w:t>
+              <w:rPr>
+                <w:i w:val="0"/>
+                <w:iCs/>
+                <w:color w:val="EE0000"/>
+                <w:sz w:val="28"/>
+                <w:szCs w:val="28"/>
+              </w:rPr>
+            </w:pPr>
+            <w:r>
+              <w:rPr>
+                <w:i w:val="0"/>
+                <w:iCs/>
+                <w:color w:val="EE0000"/>
+                <w:sz w:val="28"/>
+                <w:szCs w:val="28"/>
+              </w:rPr>
+              <w:t>I</w:t>
             </w:r>
           </w:p>
         </w:tc>
@@ -913,9 +1125,23 @@
           <w:p>
             <w:pPr>
               <w:pStyle w:val="ConfigWindow"/>
-            </w:pPr>
-            <w:r>
-              <w:t>blank</w:t>
+              <w:rPr>
+                <w:i w:val="0"/>
+                <w:iCs/>
+                <w:color w:val="EE0000"/>
+                <w:sz w:val="28"/>
+                <w:szCs w:val="28"/>
+              </w:rPr>
+            </w:pPr>
+            <w:r>
+              <w:rPr>
+                <w:i w:val="0"/>
+                <w:iCs/>
+                <w:color w:val="EE0000"/>
+                <w:sz w:val="28"/>
+                <w:szCs w:val="28"/>
+              </w:rPr>
+              <w:t>A</w:t>
             </w:r>
           </w:p>
         </w:tc>
@@ -927,9 +1153,23 @@
           <w:p>
             <w:pPr>
               <w:pStyle w:val="ConfigWindow"/>
-            </w:pPr>
-            <w:r>
-              <w:t>blank</w:t>
+              <w:rPr>
+                <w:i w:val="0"/>
+                <w:iCs/>
+                <w:color w:val="EE0000"/>
+                <w:sz w:val="28"/>
+                <w:szCs w:val="28"/>
+              </w:rPr>
+            </w:pPr>
+            <w:r>
+              <w:rPr>
+                <w:i w:val="0"/>
+                <w:iCs/>
+                <w:color w:val="EE0000"/>
+                <w:sz w:val="28"/>
+                <w:szCs w:val="28"/>
+              </w:rPr>
+              <w:t>T</w:t>
             </w:r>
           </w:p>
         </w:tc>
@@ -941,9 +1181,23 @@
           <w:p>
             <w:pPr>
               <w:pStyle w:val="ConfigWindow"/>
-            </w:pPr>
-            <w:r>
-              <w:t>blank</w:t>
+              <w:rPr>
+                <w:i w:val="0"/>
+                <w:iCs/>
+                <w:color w:val="EE0000"/>
+                <w:sz w:val="28"/>
+                <w:szCs w:val="28"/>
+              </w:rPr>
+            </w:pPr>
+            <w:r>
+              <w:rPr>
+                <w:i w:val="0"/>
+                <w:iCs/>
+                <w:color w:val="EE0000"/>
+                <w:sz w:val="28"/>
+                <w:szCs w:val="28"/>
+              </w:rPr>
+              <w:t>V</w:t>
             </w:r>
           </w:p>
         </w:tc>
@@ -955,9 +1209,23 @@
           <w:p>
             <w:pPr>
               <w:pStyle w:val="ConfigWindow"/>
-            </w:pPr>
-            <w:r>
-              <w:t>blank</w:t>
+              <w:rPr>
+                <w:i w:val="0"/>
+                <w:iCs/>
+                <w:color w:val="EE0000"/>
+                <w:sz w:val="28"/>
+                <w:szCs w:val="28"/>
+              </w:rPr>
+            </w:pPr>
+            <w:r>
+              <w:rPr>
+                <w:i w:val="0"/>
+                <w:iCs/>
+                <w:color w:val="EE0000"/>
+                <w:sz w:val="28"/>
+                <w:szCs w:val="28"/>
+              </w:rPr>
+              <w:t>W</w:t>
             </w:r>
           </w:p>
         </w:tc>
@@ -969,9 +1237,23 @@
           <w:p>
             <w:pPr>
               <w:pStyle w:val="ConfigWindow"/>
-            </w:pPr>
-            <w:r>
-              <w:t>blank</w:t>
+              <w:rPr>
+                <w:i w:val="0"/>
+                <w:iCs/>
+                <w:color w:val="EE0000"/>
+                <w:sz w:val="28"/>
+                <w:szCs w:val="28"/>
+              </w:rPr>
+            </w:pPr>
+            <w:r>
+              <w:rPr>
+                <w:i w:val="0"/>
+                <w:iCs/>
+                <w:color w:val="EE0000"/>
+                <w:sz w:val="28"/>
+                <w:szCs w:val="28"/>
+              </w:rPr>
+              <w:t>G</w:t>
             </w:r>
           </w:p>
         </w:tc>
@@ -983,9 +1265,23 @@
           <w:p>
             <w:pPr>
               <w:pStyle w:val="ConfigWindow"/>
-            </w:pPr>
-            <w:r>
-              <w:t>blank</w:t>
+              <w:rPr>
+                <w:i w:val="0"/>
+                <w:iCs/>
+                <w:color w:val="EE0000"/>
+                <w:sz w:val="28"/>
+                <w:szCs w:val="28"/>
+              </w:rPr>
+            </w:pPr>
+            <w:r>
+              <w:rPr>
+                <w:i w:val="0"/>
+                <w:iCs/>
+                <w:color w:val="EE0000"/>
+                <w:sz w:val="28"/>
+                <w:szCs w:val="28"/>
+              </w:rPr>
+              <w:t>Q</w:t>
             </w:r>
           </w:p>
         </w:tc>
@@ -997,9 +1293,23 @@
           <w:p>
             <w:pPr>
               <w:pStyle w:val="ConfigWindow"/>
-            </w:pPr>
-            <w:r>
-              <w:t>blank</w:t>
+              <w:rPr>
+                <w:i w:val="0"/>
+                <w:iCs/>
+                <w:color w:val="EE0000"/>
+                <w:sz w:val="28"/>
+                <w:szCs w:val="28"/>
+              </w:rPr>
+            </w:pPr>
+            <w:r>
+              <w:rPr>
+                <w:i w:val="0"/>
+                <w:iCs/>
+                <w:color w:val="EE0000"/>
+                <w:sz w:val="28"/>
+                <w:szCs w:val="28"/>
+              </w:rPr>
+              <w:t>I</w:t>
             </w:r>
           </w:p>
         </w:tc>
@@ -1011,9 +1321,23 @@
           <w:p>
             <w:pPr>
               <w:pStyle w:val="ConfigWindow"/>
-            </w:pPr>
-            <w:r>
-              <w:t>blank</w:t>
+              <w:rPr>
+                <w:i w:val="0"/>
+                <w:iCs/>
+                <w:color w:val="EE0000"/>
+                <w:sz w:val="28"/>
+                <w:szCs w:val="28"/>
+              </w:rPr>
+            </w:pPr>
+            <w:r>
+              <w:rPr>
+                <w:i w:val="0"/>
+                <w:iCs/>
+                <w:color w:val="EE0000"/>
+                <w:sz w:val="28"/>
+                <w:szCs w:val="28"/>
+              </w:rPr>
+              <w:t>R</w:t>
             </w:r>
           </w:p>
         </w:tc>
@@ -1028,8 +1352,14 @@
           <w:p>
             <w:pPr>
               <w:pStyle w:val="TableHeading"/>
-            </w:pPr>
-            <w:r>
+              <w:rPr>
+                <w:color w:val="000000" w:themeColor="text1"/>
+              </w:rPr>
+            </w:pPr>
+            <w:r>
+              <w:rPr>
+                <w:color w:val="000000" w:themeColor="text1"/>
+              </w:rPr>
               <w:t>Decrypted Message</w:t>
             </w:r>
           </w:p>
@@ -1042,9 +1372,23 @@
           <w:p>
             <w:pPr>
               <w:pStyle w:val="ConfigWindow"/>
-            </w:pPr>
-            <w:r>
-              <w:t>blank</w:t>
+              <w:rPr>
+                <w:i w:val="0"/>
+                <w:iCs/>
+                <w:color w:val="EE0000"/>
+                <w:sz w:val="28"/>
+                <w:szCs w:val="28"/>
+              </w:rPr>
+            </w:pPr>
+            <w:r>
+              <w:rPr>
+                <w:i w:val="0"/>
+                <w:iCs/>
+                <w:color w:val="EE0000"/>
+                <w:sz w:val="28"/>
+                <w:szCs w:val="28"/>
+              </w:rPr>
+              <w:t>N</w:t>
             </w:r>
           </w:p>
         </w:tc>
@@ -1056,9 +1400,23 @@
           <w:p>
             <w:pPr>
               <w:pStyle w:val="ConfigWindow"/>
-            </w:pPr>
-            <w:r>
-              <w:t>blank</w:t>
+              <w:rPr>
+                <w:i w:val="0"/>
+                <w:iCs/>
+                <w:color w:val="EE0000"/>
+                <w:sz w:val="28"/>
+                <w:szCs w:val="28"/>
+              </w:rPr>
+            </w:pPr>
+            <w:r>
+              <w:rPr>
+                <w:i w:val="0"/>
+                <w:iCs/>
+                <w:color w:val="EE0000"/>
+                <w:sz w:val="28"/>
+                <w:szCs w:val="28"/>
+              </w:rPr>
+              <w:t>E</w:t>
             </w:r>
           </w:p>
         </w:tc>
@@ -1070,9 +1428,23 @@
           <w:p>
             <w:pPr>
               <w:pStyle w:val="ConfigWindow"/>
-            </w:pPr>
-            <w:r>
-              <w:t>blank</w:t>
+              <w:rPr>
+                <w:i w:val="0"/>
+                <w:iCs/>
+                <w:color w:val="EE0000"/>
+                <w:sz w:val="28"/>
+                <w:szCs w:val="28"/>
+              </w:rPr>
+            </w:pPr>
+            <w:r>
+              <w:rPr>
+                <w:i w:val="0"/>
+                <w:iCs/>
+                <w:color w:val="EE0000"/>
+                <w:sz w:val="28"/>
+                <w:szCs w:val="28"/>
+              </w:rPr>
+              <w:t>T</w:t>
             </w:r>
           </w:p>
         </w:tc>
@@ -1084,9 +1456,23 @@
           <w:p>
             <w:pPr>
               <w:pStyle w:val="ConfigWindow"/>
-            </w:pPr>
-            <w:r>
-              <w:t>blank</w:t>
+              <w:rPr>
+                <w:i w:val="0"/>
+                <w:iCs/>
+                <w:color w:val="EE0000"/>
+                <w:sz w:val="28"/>
+                <w:szCs w:val="28"/>
+              </w:rPr>
+            </w:pPr>
+            <w:r>
+              <w:rPr>
+                <w:i w:val="0"/>
+                <w:iCs/>
+                <w:color w:val="EE0000"/>
+                <w:sz w:val="28"/>
+                <w:szCs w:val="28"/>
+              </w:rPr>
+              <w:t>S</w:t>
             </w:r>
           </w:p>
         </w:tc>
@@ -1098,9 +1484,23 @@
           <w:p>
             <w:pPr>
               <w:pStyle w:val="ConfigWindow"/>
-            </w:pPr>
-            <w:r>
-              <w:t>blank</w:t>
+              <w:rPr>
+                <w:i w:val="0"/>
+                <w:iCs/>
+                <w:color w:val="EE0000"/>
+                <w:sz w:val="28"/>
+                <w:szCs w:val="28"/>
+              </w:rPr>
+            </w:pPr>
+            <w:r>
+              <w:rPr>
+                <w:i w:val="0"/>
+                <w:iCs/>
+                <w:color w:val="EE0000"/>
+                <w:sz w:val="28"/>
+                <w:szCs w:val="28"/>
+              </w:rPr>
+              <w:t>E</w:t>
             </w:r>
           </w:p>
         </w:tc>
@@ -1112,9 +1512,23 @@
           <w:p>
             <w:pPr>
               <w:pStyle w:val="ConfigWindow"/>
-            </w:pPr>
-            <w:r>
-              <w:t>blank</w:t>
+              <w:rPr>
+                <w:i w:val="0"/>
+                <w:iCs/>
+                <w:color w:val="EE0000"/>
+                <w:sz w:val="28"/>
+                <w:szCs w:val="28"/>
+              </w:rPr>
+            </w:pPr>
+            <w:r>
+              <w:rPr>
+                <w:i w:val="0"/>
+                <w:iCs/>
+                <w:color w:val="EE0000"/>
+                <w:sz w:val="28"/>
+                <w:szCs w:val="28"/>
+              </w:rPr>
+              <w:t>C</w:t>
             </w:r>
           </w:p>
         </w:tc>
@@ -1126,9 +1540,23 @@
           <w:p>
             <w:pPr>
               <w:pStyle w:val="ConfigWindow"/>
-            </w:pPr>
-            <w:r>
-              <w:t>blank</w:t>
+              <w:rPr>
+                <w:i w:val="0"/>
+                <w:iCs/>
+                <w:color w:val="EE0000"/>
+                <w:sz w:val="28"/>
+                <w:szCs w:val="28"/>
+              </w:rPr>
+            </w:pPr>
+            <w:r>
+              <w:rPr>
+                <w:i w:val="0"/>
+                <w:iCs/>
+                <w:color w:val="EE0000"/>
+                <w:sz w:val="28"/>
+                <w:szCs w:val="28"/>
+              </w:rPr>
+              <w:t>U</w:t>
             </w:r>
           </w:p>
         </w:tc>
@@ -1140,9 +1568,23 @@
           <w:p>
             <w:pPr>
               <w:pStyle w:val="ConfigWindow"/>
-            </w:pPr>
-            <w:r>
-              <w:t>blank</w:t>
+              <w:rPr>
+                <w:i w:val="0"/>
+                <w:iCs/>
+                <w:color w:val="EE0000"/>
+                <w:sz w:val="28"/>
+                <w:szCs w:val="28"/>
+              </w:rPr>
+            </w:pPr>
+            <w:r>
+              <w:rPr>
+                <w:i w:val="0"/>
+                <w:iCs/>
+                <w:color w:val="EE0000"/>
+                <w:sz w:val="28"/>
+                <w:szCs w:val="28"/>
+              </w:rPr>
+              <w:t>R</w:t>
             </w:r>
           </w:p>
         </w:tc>
@@ -1154,9 +1596,23 @@
           <w:p>
             <w:pPr>
               <w:pStyle w:val="ConfigWindow"/>
-            </w:pPr>
-            <w:r>
-              <w:t>blank</w:t>
+              <w:rPr>
+                <w:i w:val="0"/>
+                <w:iCs/>
+                <w:color w:val="EE0000"/>
+                <w:sz w:val="28"/>
+                <w:szCs w:val="28"/>
+              </w:rPr>
+            </w:pPr>
+            <w:r>
+              <w:rPr>
+                <w:i w:val="0"/>
+                <w:iCs/>
+                <w:color w:val="EE0000"/>
+                <w:sz w:val="28"/>
+                <w:szCs w:val="28"/>
+              </w:rPr>
+              <w:t>I</w:t>
             </w:r>
           </w:p>
         </w:tc>
@@ -1168,9 +1624,23 @@
           <w:p>
             <w:pPr>
               <w:pStyle w:val="ConfigWindow"/>
-            </w:pPr>
-            <w:r>
-              <w:t>blank</w:t>
+              <w:rPr>
+                <w:i w:val="0"/>
+                <w:iCs/>
+                <w:color w:val="EE0000"/>
+                <w:sz w:val="28"/>
+                <w:szCs w:val="28"/>
+              </w:rPr>
+            </w:pPr>
+            <w:r>
+              <w:rPr>
+                <w:i w:val="0"/>
+                <w:iCs/>
+                <w:color w:val="EE0000"/>
+                <w:sz w:val="28"/>
+                <w:szCs w:val="28"/>
+              </w:rPr>
+              <w:t>T</w:t>
             </w:r>
           </w:p>
         </w:tc>
@@ -1182,9 +1652,23 @@
           <w:p>
             <w:pPr>
               <w:pStyle w:val="ConfigWindow"/>
-            </w:pPr>
-            <w:r>
-              <w:t>blank</w:t>
+              <w:rPr>
+                <w:i w:val="0"/>
+                <w:iCs/>
+                <w:color w:val="EE0000"/>
+                <w:sz w:val="28"/>
+                <w:szCs w:val="28"/>
+              </w:rPr>
+            </w:pPr>
+            <w:r>
+              <w:rPr>
+                <w:i w:val="0"/>
+                <w:iCs/>
+                <w:color w:val="EE0000"/>
+                <w:sz w:val="28"/>
+                <w:szCs w:val="28"/>
+              </w:rPr>
+              <w:t>Y</w:t>
             </w:r>
           </w:p>
         </w:tc>
@@ -1305,13 +1789,22 @@
         <w:pStyle w:val="AnswerLineL25"/>
         <w:rPr>
           <w:noProof/>
+          <w:color w:val="EE0000"/>
         </w:rPr>
       </w:pPr>
       <w:r>
         <w:rPr>
           <w:noProof/>
-        </w:rPr>
-        <w:t>Type your answers here.</w:t>
+          <w:color w:val="EE0000"/>
+        </w:rPr>
+        <w:t>CYBER</w:t>
+      </w:r>
+      <w:r>
+        <w:rPr>
+          <w:noProof/>
+          <w:color w:val="EE0000"/>
+        </w:rPr>
+        <w:t>.</w:t>
       </w:r>
     </w:p>
     <w:p>
@@ -1366,9 +1859,21 @@
     <w:p>
       <w:pPr>
         <w:pStyle w:val="AnswerLineL50"/>
-      </w:pPr>
-      <w:r>
-        <w:t>Type your answers here.</w:t>
+        <w:rPr>
+          <w:color w:val="EE0000"/>
+        </w:rPr>
+      </w:pPr>
+      <w:r>
+        <w:rPr>
+          <w:color w:val="EE0000"/>
+        </w:rPr>
+        <w:t>NETWORKSAFE</w:t>
+      </w:r>
+      <w:r>
+        <w:rPr>
+          <w:color w:val="EE0000"/>
+        </w:rPr>
+        <w:t>.</w:t>
       </w:r>
     </w:p>
     <w:p>
@@ -1493,180 +1998,288 @@
         <w:tc>
           <w:tcPr>
             <w:tcW w:w="729" w:type="dxa"/>
-            <w:shd w:val="clear" w:color="auto" w:fill="auto"/>
-            <w:vAlign w:val="top"/>
-          </w:tcPr>
-          <w:p>
-            <w:pPr>
-              <w:pStyle w:val="ConfigWindow"/>
-            </w:pPr>
-            <w:r>
-              <w:t>blank</w:t>
+            <w:vAlign w:val="top"/>
+          </w:tcPr>
+          <w:p>
+            <w:pPr>
+              <w:pStyle w:val="ConfigWindow"/>
+              <w:rPr>
+                <w:color w:val="EE0000"/>
+                <w:sz w:val="28"/>
+                <w:szCs w:val="28"/>
+              </w:rPr>
+            </w:pPr>
+            <w:r>
+              <w:rPr>
+                <w:color w:val="EE0000"/>
+                <w:sz w:val="28"/>
+                <w:szCs w:val="28"/>
+              </w:rPr>
+              <w:t>C</w:t>
             </w:r>
           </w:p>
         </w:tc>
         <w:tc>
           <w:tcPr>
             <w:tcW w:w="730" w:type="dxa"/>
-            <w:shd w:val="clear" w:color="auto" w:fill="auto"/>
-            <w:vAlign w:val="top"/>
-          </w:tcPr>
-          <w:p>
-            <w:pPr>
-              <w:pStyle w:val="ConfigWindow"/>
-            </w:pPr>
-            <w:r>
-              <w:t>blank</w:t>
+            <w:vAlign w:val="top"/>
+          </w:tcPr>
+          <w:p>
+            <w:pPr>
+              <w:pStyle w:val="ConfigWindow"/>
+              <w:rPr>
+                <w:color w:val="EE0000"/>
+                <w:sz w:val="28"/>
+                <w:szCs w:val="28"/>
+              </w:rPr>
+            </w:pPr>
+            <w:r>
+              <w:rPr>
+                <w:color w:val="EE0000"/>
+                <w:sz w:val="28"/>
+                <w:szCs w:val="28"/>
+              </w:rPr>
+              <w:t>Y</w:t>
             </w:r>
           </w:p>
         </w:tc>
         <w:tc>
           <w:tcPr>
             <w:tcW w:w="732" w:type="dxa"/>
-            <w:shd w:val="clear" w:color="auto" w:fill="auto"/>
-            <w:vAlign w:val="top"/>
-          </w:tcPr>
-          <w:p>
-            <w:pPr>
-              <w:pStyle w:val="ConfigWindow"/>
-            </w:pPr>
-            <w:r>
-              <w:t>blank</w:t>
+            <w:vAlign w:val="top"/>
+          </w:tcPr>
+          <w:p>
+            <w:pPr>
+              <w:pStyle w:val="ConfigWindow"/>
+              <w:rPr>
+                <w:color w:val="EE0000"/>
+                <w:sz w:val="28"/>
+                <w:szCs w:val="28"/>
+              </w:rPr>
+            </w:pPr>
+            <w:r>
+              <w:rPr>
+                <w:color w:val="EE0000"/>
+                <w:sz w:val="28"/>
+                <w:szCs w:val="28"/>
+              </w:rPr>
+              <w:t>B</w:t>
             </w:r>
           </w:p>
         </w:tc>
         <w:tc>
           <w:tcPr>
             <w:tcW w:w="730" w:type="dxa"/>
-            <w:shd w:val="clear" w:color="auto" w:fill="auto"/>
-            <w:vAlign w:val="top"/>
-          </w:tcPr>
-          <w:p>
-            <w:pPr>
-              <w:pStyle w:val="ConfigWindow"/>
-            </w:pPr>
-            <w:r>
-              <w:t>blank</w:t>
+            <w:vAlign w:val="top"/>
+          </w:tcPr>
+          <w:p>
+            <w:pPr>
+              <w:pStyle w:val="ConfigWindow"/>
+              <w:rPr>
+                <w:color w:val="EE0000"/>
+                <w:sz w:val="28"/>
+                <w:szCs w:val="28"/>
+              </w:rPr>
+            </w:pPr>
+            <w:r>
+              <w:rPr>
+                <w:color w:val="EE0000"/>
+                <w:sz w:val="28"/>
+                <w:szCs w:val="28"/>
+              </w:rPr>
+              <w:t>E</w:t>
             </w:r>
           </w:p>
         </w:tc>
         <w:tc>
           <w:tcPr>
             <w:tcW w:w="732" w:type="dxa"/>
-            <w:shd w:val="clear" w:color="auto" w:fill="auto"/>
-            <w:vAlign w:val="top"/>
-          </w:tcPr>
-          <w:p>
-            <w:pPr>
-              <w:pStyle w:val="ConfigWindow"/>
-            </w:pPr>
-            <w:r>
-              <w:t>blank</w:t>
+            <w:vAlign w:val="top"/>
+          </w:tcPr>
+          <w:p>
+            <w:pPr>
+              <w:pStyle w:val="ConfigWindow"/>
+              <w:rPr>
+                <w:color w:val="EE0000"/>
+                <w:sz w:val="28"/>
+                <w:szCs w:val="28"/>
+              </w:rPr>
+            </w:pPr>
+            <w:r>
+              <w:rPr>
+                <w:color w:val="EE0000"/>
+                <w:sz w:val="28"/>
+                <w:szCs w:val="28"/>
+              </w:rPr>
+              <w:t>R</w:t>
             </w:r>
           </w:p>
         </w:tc>
         <w:tc>
           <w:tcPr>
             <w:tcW w:w="732" w:type="dxa"/>
-            <w:shd w:val="clear" w:color="auto" w:fill="auto"/>
-            <w:vAlign w:val="top"/>
-          </w:tcPr>
-          <w:p>
-            <w:pPr>
-              <w:pStyle w:val="ConfigWindow"/>
-            </w:pPr>
-            <w:r>
-              <w:t>blank</w:t>
+            <w:vAlign w:val="top"/>
+          </w:tcPr>
+          <w:p>
+            <w:pPr>
+              <w:pStyle w:val="ConfigWindow"/>
+              <w:rPr>
+                <w:color w:val="EE0000"/>
+                <w:sz w:val="28"/>
+                <w:szCs w:val="28"/>
+              </w:rPr>
+            </w:pPr>
+            <w:r>
+              <w:rPr>
+                <w:color w:val="EE0000"/>
+                <w:sz w:val="28"/>
+                <w:szCs w:val="28"/>
+              </w:rPr>
+              <w:t>C</w:t>
             </w:r>
           </w:p>
         </w:tc>
         <w:tc>
           <w:tcPr>
             <w:tcW w:w="732" w:type="dxa"/>
-            <w:shd w:val="clear" w:color="auto" w:fill="auto"/>
-            <w:vAlign w:val="top"/>
-          </w:tcPr>
-          <w:p>
-            <w:pPr>
-              <w:pStyle w:val="ConfigWindow"/>
-            </w:pPr>
-            <w:r>
-              <w:t>blank</w:t>
+            <w:vAlign w:val="top"/>
+          </w:tcPr>
+          <w:p>
+            <w:pPr>
+              <w:pStyle w:val="ConfigWindow"/>
+              <w:rPr>
+                <w:color w:val="EE0000"/>
+                <w:sz w:val="28"/>
+                <w:szCs w:val="28"/>
+              </w:rPr>
+            </w:pPr>
+            <w:r>
+              <w:rPr>
+                <w:color w:val="EE0000"/>
+                <w:sz w:val="28"/>
+                <w:szCs w:val="28"/>
+              </w:rPr>
+              <w:t>Y</w:t>
             </w:r>
           </w:p>
         </w:tc>
         <w:tc>
           <w:tcPr>
             <w:tcW w:w="732" w:type="dxa"/>
-            <w:shd w:val="clear" w:color="auto" w:fill="auto"/>
-            <w:vAlign w:val="top"/>
-          </w:tcPr>
-          <w:p>
-            <w:pPr>
-              <w:pStyle w:val="ConfigWindow"/>
-            </w:pPr>
-            <w:r>
-              <w:t>blank</w:t>
+            <w:vAlign w:val="top"/>
+          </w:tcPr>
+          <w:p>
+            <w:pPr>
+              <w:pStyle w:val="ConfigWindow"/>
+              <w:rPr>
+                <w:color w:val="EE0000"/>
+                <w:sz w:val="28"/>
+                <w:szCs w:val="28"/>
+              </w:rPr>
+            </w:pPr>
+            <w:r>
+              <w:rPr>
+                <w:color w:val="EE0000"/>
+                <w:sz w:val="28"/>
+                <w:szCs w:val="28"/>
+              </w:rPr>
+              <w:t>B</w:t>
             </w:r>
           </w:p>
         </w:tc>
         <w:tc>
           <w:tcPr>
             <w:tcW w:w="732" w:type="dxa"/>
-            <w:shd w:val="clear" w:color="auto" w:fill="auto"/>
-            <w:vAlign w:val="top"/>
-          </w:tcPr>
-          <w:p>
-            <w:pPr>
-              <w:pStyle w:val="ConfigWindow"/>
-            </w:pPr>
-            <w:r>
-              <w:t>blank</w:t>
+            <w:vAlign w:val="top"/>
+          </w:tcPr>
+          <w:p>
+            <w:pPr>
+              <w:pStyle w:val="ConfigWindow"/>
+              <w:rPr>
+                <w:color w:val="EE0000"/>
+                <w:sz w:val="28"/>
+                <w:szCs w:val="28"/>
+              </w:rPr>
+            </w:pPr>
+            <w:r>
+              <w:rPr>
+                <w:color w:val="EE0000"/>
+                <w:sz w:val="28"/>
+                <w:szCs w:val="28"/>
+              </w:rPr>
+              <w:t>E</w:t>
             </w:r>
           </w:p>
         </w:tc>
         <w:tc>
           <w:tcPr>
             <w:tcW w:w="732" w:type="dxa"/>
-            <w:shd w:val="clear" w:color="auto" w:fill="auto"/>
-            <w:vAlign w:val="top"/>
-          </w:tcPr>
-          <w:p>
-            <w:pPr>
-              <w:pStyle w:val="ConfigWindow"/>
-            </w:pPr>
-            <w:r>
-              <w:t>blank</w:t>
+            <w:vAlign w:val="top"/>
+          </w:tcPr>
+          <w:p>
+            <w:pPr>
+              <w:pStyle w:val="ConfigWindow"/>
+              <w:rPr>
+                <w:color w:val="EE0000"/>
+                <w:sz w:val="28"/>
+                <w:szCs w:val="28"/>
+              </w:rPr>
+            </w:pPr>
+            <w:r>
+              <w:rPr>
+                <w:color w:val="EE0000"/>
+                <w:sz w:val="28"/>
+                <w:szCs w:val="28"/>
+              </w:rPr>
+              <w:t>R</w:t>
             </w:r>
           </w:p>
         </w:tc>
         <w:tc>
           <w:tcPr>
             <w:tcW w:w="734" w:type="dxa"/>
-            <w:shd w:val="clear" w:color="auto" w:fill="auto"/>
-            <w:vAlign w:val="top"/>
-          </w:tcPr>
-          <w:p>
-            <w:pPr>
-              <w:pStyle w:val="ConfigWindow"/>
-            </w:pPr>
-            <w:r>
-              <w:t>blank</w:t>
+            <w:vAlign w:val="top"/>
+          </w:tcPr>
+          <w:p>
+            <w:pPr>
+              <w:pStyle w:val="ConfigWindow"/>
+              <w:rPr>
+                <w:color w:val="EE0000"/>
+                <w:sz w:val="28"/>
+                <w:szCs w:val="28"/>
+              </w:rPr>
+            </w:pPr>
+            <w:r>
+              <w:rPr>
+                <w:color w:val="EE0000"/>
+                <w:sz w:val="28"/>
+                <w:szCs w:val="28"/>
+              </w:rPr>
+              <w:t>C</w:t>
             </w:r>
           </w:p>
         </w:tc>
         <w:tc>
           <w:tcPr>
             <w:tcW w:w="732" w:type="dxa"/>
-            <w:shd w:val="clear" w:color="auto" w:fill="auto"/>
-            <w:vAlign w:val="top"/>
-          </w:tcPr>
-          <w:p>
-            <w:pPr>
-              <w:pStyle w:val="ConfigWindow"/>
-            </w:pPr>
-            <w:r>
-              <w:t>blank</w:t>
+            <w:vAlign w:val="top"/>
+          </w:tcPr>
+          <w:p>
+            <w:pPr>
+              <w:pStyle w:val="ConfigWindow"/>
+              <w:rPr>
+                <w:color w:val="EE0000"/>
+                <w:sz w:val="28"/>
+                <w:szCs w:val="28"/>
+              </w:rPr>
+            </w:pPr>
+            <w:r>
+              <w:rPr>
+                <w:color w:val="EE0000"/>
+                <w:sz w:val="28"/>
+                <w:szCs w:val="28"/>
+              </w:rPr>
+              <w:t>Y</w:t>
             </w:r>
           </w:p>
         </w:tc>
@@ -1695,9 +2308,19 @@
           <w:p>
             <w:pPr>
               <w:pStyle w:val="ConfigWindow"/>
-            </w:pPr>
-            <w:r>
-              <w:t>blank</w:t>
+              <w:rPr>
+                <w:color w:val="EE0000"/>
+                <w:sz w:val="28"/>
+                <w:szCs w:val="28"/>
+              </w:rPr>
+            </w:pPr>
+            <w:r>
+              <w:rPr>
+                <w:color w:val="EE0000"/>
+                <w:sz w:val="28"/>
+                <w:szCs w:val="28"/>
+              </w:rPr>
+              <w:t>P</w:t>
             </w:r>
           </w:p>
         </w:tc>
@@ -1709,9 +2332,19 @@
           <w:p>
             <w:pPr>
               <w:pStyle w:val="ConfigWindow"/>
-            </w:pPr>
-            <w:r>
-              <w:t>blank</w:t>
+              <w:rPr>
+                <w:color w:val="EE0000"/>
+                <w:sz w:val="28"/>
+                <w:szCs w:val="28"/>
+              </w:rPr>
+            </w:pPr>
+            <w:r>
+              <w:rPr>
+                <w:color w:val="EE0000"/>
+                <w:sz w:val="28"/>
+                <w:szCs w:val="28"/>
+              </w:rPr>
+              <w:t>C</w:t>
             </w:r>
           </w:p>
         </w:tc>
@@ -1723,9 +2356,19 @@
           <w:p>
             <w:pPr>
               <w:pStyle w:val="ConfigWindow"/>
-            </w:pPr>
-            <w:r>
-              <w:t>blank</w:t>
+              <w:rPr>
+                <w:color w:val="EE0000"/>
+                <w:sz w:val="28"/>
+                <w:szCs w:val="28"/>
+              </w:rPr>
+            </w:pPr>
+            <w:r>
+              <w:rPr>
+                <w:color w:val="EE0000"/>
+                <w:sz w:val="28"/>
+                <w:szCs w:val="28"/>
+              </w:rPr>
+              <w:t>U</w:t>
             </w:r>
           </w:p>
         </w:tc>
@@ -1737,9 +2380,19 @@
           <w:p>
             <w:pPr>
               <w:pStyle w:val="ConfigWindow"/>
-            </w:pPr>
-            <w:r>
-              <w:t>blank</w:t>
+              <w:rPr>
+                <w:color w:val="EE0000"/>
+                <w:sz w:val="28"/>
+                <w:szCs w:val="28"/>
+              </w:rPr>
+            </w:pPr>
+            <w:r>
+              <w:rPr>
+                <w:color w:val="EE0000"/>
+                <w:sz w:val="28"/>
+                <w:szCs w:val="28"/>
+              </w:rPr>
+              <w:t>A</w:t>
             </w:r>
           </w:p>
         </w:tc>
@@ -1751,9 +2404,19 @@
           <w:p>
             <w:pPr>
               <w:pStyle w:val="ConfigWindow"/>
-            </w:pPr>
-            <w:r>
-              <w:t>blank</w:t>
+              <w:rPr>
+                <w:color w:val="EE0000"/>
+                <w:sz w:val="28"/>
+                <w:szCs w:val="28"/>
+              </w:rPr>
+            </w:pPr>
+            <w:r>
+              <w:rPr>
+                <w:color w:val="EE0000"/>
+                <w:sz w:val="28"/>
+                <w:szCs w:val="28"/>
+              </w:rPr>
+              <w:t>F</w:t>
             </w:r>
           </w:p>
         </w:tc>
@@ -1765,9 +2428,19 @@
           <w:p>
             <w:pPr>
               <w:pStyle w:val="ConfigWindow"/>
-            </w:pPr>
-            <w:r>
-              <w:t>blank</w:t>
+              <w:rPr>
+                <w:color w:val="EE0000"/>
+                <w:sz w:val="28"/>
+                <w:szCs w:val="28"/>
+              </w:rPr>
+            </w:pPr>
+            <w:r>
+              <w:rPr>
+                <w:color w:val="EE0000"/>
+                <w:sz w:val="28"/>
+                <w:szCs w:val="28"/>
+              </w:rPr>
+              <w:t>T</w:t>
             </w:r>
           </w:p>
         </w:tc>
@@ -1779,9 +2452,19 @@
           <w:p>
             <w:pPr>
               <w:pStyle w:val="ConfigWindow"/>
-            </w:pPr>
-            <w:r>
-              <w:t>blank</w:t>
+              <w:rPr>
+                <w:color w:val="EE0000"/>
+                <w:sz w:val="28"/>
+                <w:szCs w:val="28"/>
+              </w:rPr>
+            </w:pPr>
+            <w:r>
+              <w:rPr>
+                <w:color w:val="EE0000"/>
+                <w:sz w:val="28"/>
+                <w:szCs w:val="28"/>
+              </w:rPr>
+              <w:t>I</w:t>
             </w:r>
           </w:p>
         </w:tc>
@@ -1793,9 +2476,19 @@
           <w:p>
             <w:pPr>
               <w:pStyle w:val="ConfigWindow"/>
-            </w:pPr>
-            <w:r>
-              <w:t>blank</w:t>
+              <w:rPr>
+                <w:color w:val="EE0000"/>
+                <w:sz w:val="28"/>
+                <w:szCs w:val="28"/>
+              </w:rPr>
+            </w:pPr>
+            <w:r>
+              <w:rPr>
+                <w:color w:val="EE0000"/>
+                <w:sz w:val="28"/>
+                <w:szCs w:val="28"/>
+              </w:rPr>
+              <w:t>T</w:t>
             </w:r>
           </w:p>
         </w:tc>
@@ -1807,9 +2500,19 @@
           <w:p>
             <w:pPr>
               <w:pStyle w:val="ConfigWindow"/>
-            </w:pPr>
-            <w:r>
-              <w:t>blank</w:t>
+              <w:rPr>
+                <w:color w:val="EE0000"/>
+                <w:sz w:val="28"/>
+                <w:szCs w:val="28"/>
+              </w:rPr>
+            </w:pPr>
+            <w:r>
+              <w:rPr>
+                <w:color w:val="EE0000"/>
+                <w:sz w:val="28"/>
+                <w:szCs w:val="28"/>
+              </w:rPr>
+              <w:t>E</w:t>
             </w:r>
           </w:p>
         </w:tc>
@@ -1821,9 +2524,19 @@
           <w:p>
             <w:pPr>
               <w:pStyle w:val="ConfigWindow"/>
-            </w:pPr>
-            <w:r>
-              <w:t>blank</w:t>
+              <w:rPr>
+                <w:color w:val="EE0000"/>
+                <w:sz w:val="28"/>
+                <w:szCs w:val="28"/>
+              </w:rPr>
+            </w:pPr>
+            <w:r>
+              <w:rPr>
+                <w:color w:val="EE0000"/>
+                <w:sz w:val="28"/>
+                <w:szCs w:val="28"/>
+              </w:rPr>
+              <w:t>I</w:t>
             </w:r>
           </w:p>
         </w:tc>
@@ -1835,9 +2548,19 @@
           <w:p>
             <w:pPr>
               <w:pStyle w:val="ConfigWindow"/>
-            </w:pPr>
-            <w:r>
-              <w:t>blank</w:t>
+              <w:rPr>
+                <w:color w:val="EE0000"/>
+                <w:sz w:val="28"/>
+                <w:szCs w:val="28"/>
+              </w:rPr>
+            </w:pPr>
+            <w:r>
+              <w:rPr>
+                <w:color w:val="EE0000"/>
+                <w:sz w:val="28"/>
+                <w:szCs w:val="28"/>
+              </w:rPr>
+              <w:t>H</w:t>
             </w:r>
           </w:p>
         </w:tc>
@@ -1849,9 +2572,19 @@
           <w:p>
             <w:pPr>
               <w:pStyle w:val="ConfigWindow"/>
-            </w:pPr>
-            <w:r>
-              <w:t>blank</w:t>
+              <w:rPr>
+                <w:color w:val="EE0000"/>
+                <w:sz w:val="28"/>
+                <w:szCs w:val="28"/>
+              </w:rPr>
+            </w:pPr>
+            <w:r>
+              <w:rPr>
+                <w:color w:val="EE0000"/>
+                <w:sz w:val="28"/>
+                <w:szCs w:val="28"/>
+              </w:rPr>
+              <w:t>C</w:t>
             </w:r>
           </w:p>
         </w:tc>
@@ -1880,9 +2613,19 @@
           <w:p>
             <w:pPr>
               <w:pStyle w:val="ConfigWindow"/>
-            </w:pPr>
-            <w:r>
-              <w:t>blank</w:t>
+              <w:rPr>
+                <w:color w:val="EE0000"/>
+                <w:sz w:val="28"/>
+                <w:szCs w:val="28"/>
+              </w:rPr>
+            </w:pPr>
+            <w:r>
+              <w:rPr>
+                <w:color w:val="EE0000"/>
+                <w:sz w:val="28"/>
+                <w:szCs w:val="28"/>
+              </w:rPr>
+              <w:t>N</w:t>
             </w:r>
           </w:p>
         </w:tc>
@@ -1894,9 +2637,19 @@
           <w:p>
             <w:pPr>
               <w:pStyle w:val="ConfigWindow"/>
-            </w:pPr>
-            <w:r>
-              <w:t>blank</w:t>
+              <w:rPr>
+                <w:color w:val="EE0000"/>
+                <w:sz w:val="28"/>
+                <w:szCs w:val="28"/>
+              </w:rPr>
+            </w:pPr>
+            <w:r>
+              <w:rPr>
+                <w:color w:val="EE0000"/>
+                <w:sz w:val="28"/>
+                <w:szCs w:val="28"/>
+              </w:rPr>
+              <w:t>E</w:t>
             </w:r>
           </w:p>
         </w:tc>
@@ -1908,9 +2661,19 @@
           <w:p>
             <w:pPr>
               <w:pStyle w:val="ConfigWindow"/>
-            </w:pPr>
-            <w:r>
-              <w:t>blank</w:t>
+              <w:rPr>
+                <w:color w:val="EE0000"/>
+                <w:sz w:val="28"/>
+                <w:szCs w:val="28"/>
+              </w:rPr>
+            </w:pPr>
+            <w:r>
+              <w:rPr>
+                <w:color w:val="EE0000"/>
+                <w:sz w:val="28"/>
+                <w:szCs w:val="28"/>
+              </w:rPr>
+              <w:t>T</w:t>
             </w:r>
           </w:p>
         </w:tc>
@@ -1922,9 +2685,19 @@
           <w:p>
             <w:pPr>
               <w:pStyle w:val="ConfigWindow"/>
-            </w:pPr>
-            <w:r>
-              <w:t>blank</w:t>
+              <w:rPr>
+                <w:color w:val="EE0000"/>
+                <w:sz w:val="28"/>
+                <w:szCs w:val="28"/>
+              </w:rPr>
+            </w:pPr>
+            <w:r>
+              <w:rPr>
+                <w:color w:val="EE0000"/>
+                <w:sz w:val="28"/>
+                <w:szCs w:val="28"/>
+              </w:rPr>
+              <w:t>W</w:t>
             </w:r>
           </w:p>
         </w:tc>
@@ -1936,9 +2709,19 @@
           <w:p>
             <w:pPr>
               <w:pStyle w:val="ConfigWindow"/>
-            </w:pPr>
-            <w:r>
-              <w:t>blank</w:t>
+              <w:rPr>
+                <w:color w:val="EE0000"/>
+                <w:sz w:val="28"/>
+                <w:szCs w:val="28"/>
+              </w:rPr>
+            </w:pPr>
+            <w:r>
+              <w:rPr>
+                <w:color w:val="EE0000"/>
+                <w:sz w:val="28"/>
+                <w:szCs w:val="28"/>
+              </w:rPr>
+              <w:t>O</w:t>
             </w:r>
           </w:p>
         </w:tc>
@@ -1950,9 +2733,19 @@
           <w:p>
             <w:pPr>
               <w:pStyle w:val="ConfigWindow"/>
-            </w:pPr>
-            <w:r>
-              <w:t>blank</w:t>
+              <w:rPr>
+                <w:color w:val="EE0000"/>
+                <w:sz w:val="28"/>
+                <w:szCs w:val="28"/>
+              </w:rPr>
+            </w:pPr>
+            <w:r>
+              <w:rPr>
+                <w:color w:val="EE0000"/>
+                <w:sz w:val="28"/>
+                <w:szCs w:val="28"/>
+              </w:rPr>
+              <w:t>R</w:t>
             </w:r>
           </w:p>
         </w:tc>
@@ -1964,9 +2757,19 @@
           <w:p>
             <w:pPr>
               <w:pStyle w:val="ConfigWindow"/>
-            </w:pPr>
-            <w:r>
-              <w:t>blank</w:t>
+              <w:rPr>
+                <w:color w:val="EE0000"/>
+                <w:sz w:val="28"/>
+                <w:szCs w:val="28"/>
+              </w:rPr>
+            </w:pPr>
+            <w:r>
+              <w:rPr>
+                <w:color w:val="EE0000"/>
+                <w:sz w:val="28"/>
+                <w:szCs w:val="28"/>
+              </w:rPr>
+              <w:t>K</w:t>
             </w:r>
           </w:p>
         </w:tc>
@@ -1978,9 +2781,19 @@
           <w:p>
             <w:pPr>
               <w:pStyle w:val="ConfigWindow"/>
-            </w:pPr>
-            <w:r>
-              <w:t>blank</w:t>
+              <w:rPr>
+                <w:color w:val="EE0000"/>
+                <w:sz w:val="28"/>
+                <w:szCs w:val="28"/>
+              </w:rPr>
+            </w:pPr>
+            <w:r>
+              <w:rPr>
+                <w:color w:val="EE0000"/>
+                <w:sz w:val="28"/>
+                <w:szCs w:val="28"/>
+              </w:rPr>
+              <w:t>S</w:t>
             </w:r>
           </w:p>
         </w:tc>
@@ -1992,9 +2805,19 @@
           <w:p>
             <w:pPr>
               <w:pStyle w:val="ConfigWindow"/>
-            </w:pPr>
-            <w:r>
-              <w:t>blank</w:t>
+              <w:rPr>
+                <w:color w:val="EE0000"/>
+                <w:sz w:val="28"/>
+                <w:szCs w:val="28"/>
+              </w:rPr>
+            </w:pPr>
+            <w:r>
+              <w:rPr>
+                <w:color w:val="EE0000"/>
+                <w:sz w:val="28"/>
+                <w:szCs w:val="28"/>
+              </w:rPr>
+              <w:t>A</w:t>
             </w:r>
           </w:p>
         </w:tc>
@@ -2006,9 +2829,19 @@
           <w:p>
             <w:pPr>
               <w:pStyle w:val="ConfigWindow"/>
-            </w:pPr>
-            <w:r>
-              <w:t>blank</w:t>
+              <w:rPr>
+                <w:color w:val="EE0000"/>
+                <w:sz w:val="28"/>
+                <w:szCs w:val="28"/>
+              </w:rPr>
+            </w:pPr>
+            <w:r>
+              <w:rPr>
+                <w:color w:val="EE0000"/>
+                <w:sz w:val="28"/>
+                <w:szCs w:val="28"/>
+              </w:rPr>
+              <w:t>F</w:t>
             </w:r>
           </w:p>
         </w:tc>
@@ -2020,9 +2853,19 @@
           <w:p>
             <w:pPr>
               <w:pStyle w:val="ConfigWindow"/>
-            </w:pPr>
-            <w:r>
-              <w:t>blank</w:t>
+              <w:rPr>
+                <w:color w:val="EE0000"/>
+                <w:sz w:val="28"/>
+                <w:szCs w:val="28"/>
+              </w:rPr>
+            </w:pPr>
+            <w:r>
+              <w:rPr>
+                <w:color w:val="EE0000"/>
+                <w:sz w:val="28"/>
+                <w:szCs w:val="28"/>
+              </w:rPr>
+              <w:t>E</w:t>
             </w:r>
           </w:p>
         </w:tc>
@@ -2034,9 +2877,19 @@
           <w:p>
             <w:pPr>
               <w:pStyle w:val="ConfigWindow"/>
-            </w:pPr>
-            <w:r>
-              <w:t>blank</w:t>
+              <w:rPr>
+                <w:color w:val="EE0000"/>
+                <w:sz w:val="28"/>
+                <w:szCs w:val="28"/>
+              </w:rPr>
+            </w:pPr>
+            <w:r>
+              <w:rPr>
+                <w:color w:val="EE0000"/>
+                <w:sz w:val="28"/>
+                <w:szCs w:val="28"/>
+              </w:rPr>
+              <w:t>-</w:t>
             </w:r>
           </w:p>
         </w:tc>
@@ -2076,6 +2929,19 @@
           <w:noProof/>
         </w:rPr>
         <w:t>You can use the following table to help you decrypt your partner’s encrypted message. Enter the encrypted message from your partner and the cipher keyword.</w:t>
+      </w:r>
+      <w:r>
+        <w:rPr>
+          <w:noProof/>
+        </w:rPr>
+        <w:t xml:space="preserve"> </w:t>
+      </w:r>
+      <w:r>
+        <w:rPr>
+          <w:noProof/>
+          <w:color w:val="EE0000"/>
+        </w:rPr>
+        <w:t>PCUAFTITEIHC</w:t>
       </w:r>
     </w:p>
     <w:p>
@@ -2163,180 +3029,288 @@
         <w:tc>
           <w:tcPr>
             <w:tcW w:w="807" w:type="dxa"/>
-            <w:shd w:val="clear" w:color="auto" w:fill="auto"/>
-            <w:vAlign w:val="top"/>
-          </w:tcPr>
-          <w:p>
-            <w:pPr>
-              <w:pStyle w:val="ConfigWindow"/>
-            </w:pPr>
-            <w:r>
-              <w:t>blank</w:t>
+            <w:vAlign w:val="top"/>
+          </w:tcPr>
+          <w:p>
+            <w:pPr>
+              <w:pStyle w:val="ConfigWindow"/>
+              <w:rPr>
+                <w:color w:val="EE0000"/>
+                <w:sz w:val="28"/>
+                <w:szCs w:val="28"/>
+              </w:rPr>
+            </w:pPr>
+            <w:r>
+              <w:rPr>
+                <w:color w:val="EE0000"/>
+                <w:sz w:val="28"/>
+                <w:szCs w:val="28"/>
+              </w:rPr>
+              <w:t>C</w:t>
             </w:r>
           </w:p>
         </w:tc>
         <w:tc>
           <w:tcPr>
             <w:tcW w:w="723" w:type="dxa"/>
-            <w:shd w:val="clear" w:color="auto" w:fill="auto"/>
-            <w:vAlign w:val="top"/>
-          </w:tcPr>
-          <w:p>
-            <w:pPr>
-              <w:pStyle w:val="ConfigWindow"/>
-            </w:pPr>
-            <w:r>
-              <w:t>blank</w:t>
+            <w:vAlign w:val="top"/>
+          </w:tcPr>
+          <w:p>
+            <w:pPr>
+              <w:pStyle w:val="ConfigWindow"/>
+              <w:rPr>
+                <w:color w:val="EE0000"/>
+                <w:sz w:val="28"/>
+                <w:szCs w:val="28"/>
+              </w:rPr>
+            </w:pPr>
+            <w:r>
+              <w:rPr>
+                <w:color w:val="EE0000"/>
+                <w:sz w:val="28"/>
+                <w:szCs w:val="28"/>
+              </w:rPr>
+              <w:t>Y</w:t>
             </w:r>
           </w:p>
         </w:tc>
         <w:tc>
           <w:tcPr>
             <w:tcW w:w="725" w:type="dxa"/>
-            <w:shd w:val="clear" w:color="auto" w:fill="auto"/>
-            <w:vAlign w:val="top"/>
-          </w:tcPr>
-          <w:p>
-            <w:pPr>
-              <w:pStyle w:val="ConfigWindow"/>
-            </w:pPr>
-            <w:r>
-              <w:t>blank</w:t>
+            <w:vAlign w:val="top"/>
+          </w:tcPr>
+          <w:p>
+            <w:pPr>
+              <w:pStyle w:val="ConfigWindow"/>
+              <w:rPr>
+                <w:color w:val="EE0000"/>
+                <w:sz w:val="28"/>
+                <w:szCs w:val="28"/>
+              </w:rPr>
+            </w:pPr>
+            <w:r>
+              <w:rPr>
+                <w:color w:val="EE0000"/>
+                <w:sz w:val="28"/>
+                <w:szCs w:val="28"/>
+              </w:rPr>
+              <w:t>B</w:t>
             </w:r>
           </w:p>
         </w:tc>
         <w:tc>
           <w:tcPr>
             <w:tcW w:w="724" w:type="dxa"/>
-            <w:shd w:val="clear" w:color="auto" w:fill="auto"/>
-            <w:vAlign w:val="top"/>
-          </w:tcPr>
-          <w:p>
-            <w:pPr>
-              <w:pStyle w:val="ConfigWindow"/>
-            </w:pPr>
-            <w:r>
-              <w:t>blank</w:t>
+            <w:vAlign w:val="top"/>
+          </w:tcPr>
+          <w:p>
+            <w:pPr>
+              <w:pStyle w:val="ConfigWindow"/>
+              <w:rPr>
+                <w:color w:val="EE0000"/>
+                <w:sz w:val="28"/>
+                <w:szCs w:val="28"/>
+              </w:rPr>
+            </w:pPr>
+            <w:r>
+              <w:rPr>
+                <w:color w:val="EE0000"/>
+                <w:sz w:val="28"/>
+                <w:szCs w:val="28"/>
+              </w:rPr>
+              <w:t>E</w:t>
             </w:r>
           </w:p>
         </w:tc>
         <w:tc>
           <w:tcPr>
             <w:tcW w:w="726" w:type="dxa"/>
-            <w:shd w:val="clear" w:color="auto" w:fill="auto"/>
-            <w:vAlign w:val="top"/>
-          </w:tcPr>
-          <w:p>
-            <w:pPr>
-              <w:pStyle w:val="ConfigWindow"/>
-            </w:pPr>
-            <w:r>
-              <w:t>blank</w:t>
+            <w:vAlign w:val="top"/>
+          </w:tcPr>
+          <w:p>
+            <w:pPr>
+              <w:pStyle w:val="ConfigWindow"/>
+              <w:rPr>
+                <w:color w:val="EE0000"/>
+                <w:sz w:val="28"/>
+                <w:szCs w:val="28"/>
+              </w:rPr>
+            </w:pPr>
+            <w:r>
+              <w:rPr>
+                <w:color w:val="EE0000"/>
+                <w:sz w:val="28"/>
+                <w:szCs w:val="28"/>
+              </w:rPr>
+              <w:t>R</w:t>
             </w:r>
           </w:p>
         </w:tc>
         <w:tc>
           <w:tcPr>
             <w:tcW w:w="726" w:type="dxa"/>
-            <w:shd w:val="clear" w:color="auto" w:fill="auto"/>
-            <w:vAlign w:val="top"/>
-          </w:tcPr>
-          <w:p>
-            <w:pPr>
-              <w:pStyle w:val="ConfigWindow"/>
-            </w:pPr>
-            <w:r>
-              <w:t>blank</w:t>
+            <w:vAlign w:val="top"/>
+          </w:tcPr>
+          <w:p>
+            <w:pPr>
+              <w:pStyle w:val="ConfigWindow"/>
+              <w:rPr>
+                <w:color w:val="EE0000"/>
+                <w:sz w:val="28"/>
+                <w:szCs w:val="28"/>
+              </w:rPr>
+            </w:pPr>
+            <w:r>
+              <w:rPr>
+                <w:color w:val="EE0000"/>
+                <w:sz w:val="28"/>
+                <w:szCs w:val="28"/>
+              </w:rPr>
+              <w:t>C</w:t>
             </w:r>
           </w:p>
         </w:tc>
         <w:tc>
           <w:tcPr>
             <w:tcW w:w="726" w:type="dxa"/>
-            <w:shd w:val="clear" w:color="auto" w:fill="auto"/>
-            <w:vAlign w:val="top"/>
-          </w:tcPr>
-          <w:p>
-            <w:pPr>
-              <w:pStyle w:val="ConfigWindow"/>
-            </w:pPr>
-            <w:r>
-              <w:t>blank</w:t>
+            <w:vAlign w:val="top"/>
+          </w:tcPr>
+          <w:p>
+            <w:pPr>
+              <w:pStyle w:val="ConfigWindow"/>
+              <w:rPr>
+                <w:color w:val="EE0000"/>
+                <w:sz w:val="28"/>
+                <w:szCs w:val="28"/>
+              </w:rPr>
+            </w:pPr>
+            <w:r>
+              <w:rPr>
+                <w:color w:val="EE0000"/>
+                <w:sz w:val="28"/>
+                <w:szCs w:val="28"/>
+              </w:rPr>
+              <w:t>Y</w:t>
             </w:r>
           </w:p>
         </w:tc>
         <w:tc>
           <w:tcPr>
             <w:tcW w:w="726" w:type="dxa"/>
-            <w:shd w:val="clear" w:color="auto" w:fill="auto"/>
-            <w:vAlign w:val="top"/>
-          </w:tcPr>
-          <w:p>
-            <w:pPr>
-              <w:pStyle w:val="ConfigWindow"/>
-            </w:pPr>
-            <w:r>
-              <w:t>blank</w:t>
+            <w:vAlign w:val="top"/>
+          </w:tcPr>
+          <w:p>
+            <w:pPr>
+              <w:pStyle w:val="ConfigWindow"/>
+              <w:rPr>
+                <w:color w:val="EE0000"/>
+                <w:sz w:val="28"/>
+                <w:szCs w:val="28"/>
+              </w:rPr>
+            </w:pPr>
+            <w:r>
+              <w:rPr>
+                <w:color w:val="EE0000"/>
+                <w:sz w:val="28"/>
+                <w:szCs w:val="28"/>
+              </w:rPr>
+              <w:t>B</w:t>
             </w:r>
           </w:p>
         </w:tc>
         <w:tc>
           <w:tcPr>
             <w:tcW w:w="726" w:type="dxa"/>
-            <w:shd w:val="clear" w:color="auto" w:fill="auto"/>
-            <w:vAlign w:val="top"/>
-          </w:tcPr>
-          <w:p>
-            <w:pPr>
-              <w:pStyle w:val="ConfigWindow"/>
-            </w:pPr>
-            <w:r>
-              <w:t>blank</w:t>
+            <w:vAlign w:val="top"/>
+          </w:tcPr>
+          <w:p>
+            <w:pPr>
+              <w:pStyle w:val="ConfigWindow"/>
+              <w:rPr>
+                <w:color w:val="EE0000"/>
+                <w:sz w:val="28"/>
+                <w:szCs w:val="28"/>
+              </w:rPr>
+            </w:pPr>
+            <w:r>
+              <w:rPr>
+                <w:color w:val="EE0000"/>
+                <w:sz w:val="28"/>
+                <w:szCs w:val="28"/>
+              </w:rPr>
+              <w:t>E</w:t>
             </w:r>
           </w:p>
         </w:tc>
         <w:tc>
           <w:tcPr>
             <w:tcW w:w="726" w:type="dxa"/>
-            <w:shd w:val="clear" w:color="auto" w:fill="auto"/>
-            <w:vAlign w:val="top"/>
-          </w:tcPr>
-          <w:p>
-            <w:pPr>
-              <w:pStyle w:val="ConfigWindow"/>
-            </w:pPr>
-            <w:r>
-              <w:t>blank</w:t>
+            <w:vAlign w:val="top"/>
+          </w:tcPr>
+          <w:p>
+            <w:pPr>
+              <w:pStyle w:val="ConfigWindow"/>
+              <w:rPr>
+                <w:color w:val="EE0000"/>
+                <w:sz w:val="28"/>
+                <w:szCs w:val="28"/>
+              </w:rPr>
+            </w:pPr>
+            <w:r>
+              <w:rPr>
+                <w:color w:val="EE0000"/>
+                <w:sz w:val="28"/>
+                <w:szCs w:val="28"/>
+              </w:rPr>
+              <w:t>R</w:t>
             </w:r>
           </w:p>
         </w:tc>
         <w:tc>
           <w:tcPr>
             <w:tcW w:w="728" w:type="dxa"/>
-            <w:shd w:val="clear" w:color="auto" w:fill="auto"/>
-            <w:vAlign w:val="top"/>
-          </w:tcPr>
-          <w:p>
-            <w:pPr>
-              <w:pStyle w:val="ConfigWindow"/>
-            </w:pPr>
-            <w:r>
-              <w:t>blank</w:t>
+            <w:vAlign w:val="top"/>
+          </w:tcPr>
+          <w:p>
+            <w:pPr>
+              <w:pStyle w:val="ConfigWindow"/>
+              <w:rPr>
+                <w:color w:val="EE0000"/>
+                <w:sz w:val="28"/>
+                <w:szCs w:val="28"/>
+              </w:rPr>
+            </w:pPr>
+            <w:r>
+              <w:rPr>
+                <w:color w:val="EE0000"/>
+                <w:sz w:val="28"/>
+                <w:szCs w:val="28"/>
+              </w:rPr>
+              <w:t>C</w:t>
             </w:r>
           </w:p>
         </w:tc>
         <w:tc>
           <w:tcPr>
             <w:tcW w:w="726" w:type="dxa"/>
-            <w:shd w:val="clear" w:color="auto" w:fill="auto"/>
-            <w:vAlign w:val="top"/>
-          </w:tcPr>
-          <w:p>
-            <w:pPr>
-              <w:pStyle w:val="ConfigWindow"/>
-            </w:pPr>
-            <w:r>
-              <w:t>blank</w:t>
+            <w:vAlign w:val="top"/>
+          </w:tcPr>
+          <w:p>
+            <w:pPr>
+              <w:pStyle w:val="ConfigWindow"/>
+              <w:rPr>
+                <w:color w:val="EE0000"/>
+                <w:sz w:val="28"/>
+                <w:szCs w:val="28"/>
+              </w:rPr>
+            </w:pPr>
+            <w:r>
+              <w:rPr>
+                <w:color w:val="EE0000"/>
+                <w:sz w:val="28"/>
+                <w:szCs w:val="28"/>
+              </w:rPr>
+              <w:t>Y</w:t>
             </w:r>
           </w:p>
         </w:tc>
@@ -2364,9 +3338,19 @@
           <w:p>
             <w:pPr>
               <w:pStyle w:val="ConfigWindow"/>
-            </w:pPr>
-            <w:r>
-              <w:t>blank</w:t>
+              <w:rPr>
+                <w:color w:val="EE0000"/>
+                <w:sz w:val="28"/>
+                <w:szCs w:val="28"/>
+              </w:rPr>
+            </w:pPr>
+            <w:r>
+              <w:rPr>
+                <w:color w:val="EE0000"/>
+                <w:sz w:val="28"/>
+                <w:szCs w:val="28"/>
+              </w:rPr>
+              <w:t>P</w:t>
             </w:r>
           </w:p>
         </w:tc>
@@ -2378,9 +3362,19 @@
           <w:p>
             <w:pPr>
               <w:pStyle w:val="ConfigWindow"/>
-            </w:pPr>
-            <w:r>
-              <w:t>blank</w:t>
+              <w:rPr>
+                <w:color w:val="EE0000"/>
+                <w:sz w:val="28"/>
+                <w:szCs w:val="28"/>
+              </w:rPr>
+            </w:pPr>
+            <w:r>
+              <w:rPr>
+                <w:color w:val="EE0000"/>
+                <w:sz w:val="28"/>
+                <w:szCs w:val="28"/>
+              </w:rPr>
+              <w:t>C</w:t>
             </w:r>
           </w:p>
         </w:tc>
@@ -2392,9 +3386,19 @@
           <w:p>
             <w:pPr>
               <w:pStyle w:val="ConfigWindow"/>
-            </w:pPr>
-            <w:r>
-              <w:t>blank</w:t>
+              <w:rPr>
+                <w:color w:val="EE0000"/>
+                <w:sz w:val="28"/>
+                <w:szCs w:val="28"/>
+              </w:rPr>
+            </w:pPr>
+            <w:r>
+              <w:rPr>
+                <w:color w:val="EE0000"/>
+                <w:sz w:val="28"/>
+                <w:szCs w:val="28"/>
+              </w:rPr>
+              <w:t>U</w:t>
             </w:r>
           </w:p>
         </w:tc>
@@ -2406,9 +3410,19 @@
           <w:p>
             <w:pPr>
               <w:pStyle w:val="ConfigWindow"/>
-            </w:pPr>
-            <w:r>
-              <w:t>blank</w:t>
+              <w:rPr>
+                <w:color w:val="EE0000"/>
+                <w:sz w:val="28"/>
+                <w:szCs w:val="28"/>
+              </w:rPr>
+            </w:pPr>
+            <w:r>
+              <w:rPr>
+                <w:color w:val="EE0000"/>
+                <w:sz w:val="28"/>
+                <w:szCs w:val="28"/>
+              </w:rPr>
+              <w:t>A</w:t>
             </w:r>
           </w:p>
         </w:tc>
@@ -2420,9 +3434,19 @@
           <w:p>
             <w:pPr>
               <w:pStyle w:val="ConfigWindow"/>
-            </w:pPr>
-            <w:r>
-              <w:t>blank</w:t>
+              <w:rPr>
+                <w:color w:val="EE0000"/>
+                <w:sz w:val="28"/>
+                <w:szCs w:val="28"/>
+              </w:rPr>
+            </w:pPr>
+            <w:r>
+              <w:rPr>
+                <w:color w:val="EE0000"/>
+                <w:sz w:val="28"/>
+                <w:szCs w:val="28"/>
+              </w:rPr>
+              <w:t>F</w:t>
             </w:r>
           </w:p>
         </w:tc>
@@ -2434,9 +3458,19 @@
           <w:p>
             <w:pPr>
               <w:pStyle w:val="ConfigWindow"/>
-            </w:pPr>
-            <w:r>
-              <w:t>blank</w:t>
+              <w:rPr>
+                <w:color w:val="EE0000"/>
+                <w:sz w:val="28"/>
+                <w:szCs w:val="28"/>
+              </w:rPr>
+            </w:pPr>
+            <w:r>
+              <w:rPr>
+                <w:color w:val="EE0000"/>
+                <w:sz w:val="28"/>
+                <w:szCs w:val="28"/>
+              </w:rPr>
+              <w:t>T</w:t>
             </w:r>
           </w:p>
         </w:tc>
@@ -2448,9 +3482,19 @@
           <w:p>
             <w:pPr>
               <w:pStyle w:val="ConfigWindow"/>
-            </w:pPr>
-            <w:r>
-              <w:t>blank</w:t>
+              <w:rPr>
+                <w:color w:val="EE0000"/>
+                <w:sz w:val="28"/>
+                <w:szCs w:val="28"/>
+              </w:rPr>
+            </w:pPr>
+            <w:r>
+              <w:rPr>
+                <w:color w:val="EE0000"/>
+                <w:sz w:val="28"/>
+                <w:szCs w:val="28"/>
+              </w:rPr>
+              <w:t>I</w:t>
             </w:r>
           </w:p>
         </w:tc>
@@ -2462,9 +3506,19 @@
           <w:p>
             <w:pPr>
               <w:pStyle w:val="ConfigWindow"/>
-            </w:pPr>
-            <w:r>
-              <w:t>blank</w:t>
+              <w:rPr>
+                <w:color w:val="EE0000"/>
+                <w:sz w:val="28"/>
+                <w:szCs w:val="28"/>
+              </w:rPr>
+            </w:pPr>
+            <w:r>
+              <w:rPr>
+                <w:color w:val="EE0000"/>
+                <w:sz w:val="28"/>
+                <w:szCs w:val="28"/>
+              </w:rPr>
+              <w:t>T</w:t>
             </w:r>
           </w:p>
         </w:tc>
@@ -2476,9 +3530,19 @@
           <w:p>
             <w:pPr>
               <w:pStyle w:val="ConfigWindow"/>
-            </w:pPr>
-            <w:r>
-              <w:t>blank</w:t>
+              <w:rPr>
+                <w:color w:val="EE0000"/>
+                <w:sz w:val="28"/>
+                <w:szCs w:val="28"/>
+              </w:rPr>
+            </w:pPr>
+            <w:r>
+              <w:rPr>
+                <w:color w:val="EE0000"/>
+                <w:sz w:val="28"/>
+                <w:szCs w:val="28"/>
+              </w:rPr>
+              <w:t>E</w:t>
             </w:r>
           </w:p>
         </w:tc>
@@ -2490,9 +3554,19 @@
           <w:p>
             <w:pPr>
               <w:pStyle w:val="ConfigWindow"/>
-            </w:pPr>
-            <w:r>
-              <w:t>blank</w:t>
+              <w:rPr>
+                <w:color w:val="EE0000"/>
+                <w:sz w:val="28"/>
+                <w:szCs w:val="28"/>
+              </w:rPr>
+            </w:pPr>
+            <w:r>
+              <w:rPr>
+                <w:color w:val="EE0000"/>
+                <w:sz w:val="28"/>
+                <w:szCs w:val="28"/>
+              </w:rPr>
+              <w:t>I</w:t>
             </w:r>
           </w:p>
         </w:tc>
@@ -2504,9 +3578,19 @@
           <w:p>
             <w:pPr>
               <w:pStyle w:val="ConfigWindow"/>
-            </w:pPr>
-            <w:r>
-              <w:t>blank</w:t>
+              <w:rPr>
+                <w:color w:val="EE0000"/>
+                <w:sz w:val="28"/>
+                <w:szCs w:val="28"/>
+              </w:rPr>
+            </w:pPr>
+            <w:r>
+              <w:rPr>
+                <w:color w:val="EE0000"/>
+                <w:sz w:val="28"/>
+                <w:szCs w:val="28"/>
+              </w:rPr>
+              <w:t>H</w:t>
             </w:r>
           </w:p>
         </w:tc>
@@ -2518,9 +3602,19 @@
           <w:p>
             <w:pPr>
               <w:pStyle w:val="ConfigWindow"/>
-            </w:pPr>
-            <w:r>
-              <w:t>blank</w:t>
+              <w:rPr>
+                <w:color w:val="EE0000"/>
+                <w:sz w:val="28"/>
+                <w:szCs w:val="28"/>
+              </w:rPr>
+            </w:pPr>
+            <w:r>
+              <w:rPr>
+                <w:color w:val="EE0000"/>
+                <w:sz w:val="28"/>
+                <w:szCs w:val="28"/>
+              </w:rPr>
+              <w:t>C</w:t>
             </w:r>
           </w:p>
         </w:tc>
@@ -2548,9 +3642,19 @@
           <w:p>
             <w:pPr>
               <w:pStyle w:val="ConfigWindow"/>
-            </w:pPr>
-            <w:r>
-              <w:t>blank</w:t>
+              <w:rPr>
+                <w:color w:val="EE0000"/>
+                <w:sz w:val="28"/>
+                <w:szCs w:val="28"/>
+              </w:rPr>
+            </w:pPr>
+            <w:r>
+              <w:rPr>
+                <w:color w:val="EE0000"/>
+                <w:sz w:val="28"/>
+                <w:szCs w:val="28"/>
+              </w:rPr>
+              <w:t>N</w:t>
             </w:r>
           </w:p>
         </w:tc>
@@ -2562,9 +3666,19 @@
           <w:p>
             <w:pPr>
               <w:pStyle w:val="ConfigWindow"/>
-            </w:pPr>
-            <w:r>
-              <w:t>blank</w:t>
+              <w:rPr>
+                <w:color w:val="EE0000"/>
+                <w:sz w:val="28"/>
+                <w:szCs w:val="28"/>
+              </w:rPr>
+            </w:pPr>
+            <w:r>
+              <w:rPr>
+                <w:color w:val="EE0000"/>
+                <w:sz w:val="28"/>
+                <w:szCs w:val="28"/>
+              </w:rPr>
+              <w:t>E</w:t>
             </w:r>
           </w:p>
         </w:tc>
@@ -2576,9 +3690,19 @@
           <w:p>
             <w:pPr>
               <w:pStyle w:val="ConfigWindow"/>
-            </w:pPr>
-            <w:r>
-              <w:t>blank</w:t>
+              <w:rPr>
+                <w:color w:val="EE0000"/>
+                <w:sz w:val="28"/>
+                <w:szCs w:val="28"/>
+              </w:rPr>
+            </w:pPr>
+            <w:r>
+              <w:rPr>
+                <w:color w:val="EE0000"/>
+                <w:sz w:val="28"/>
+                <w:szCs w:val="28"/>
+              </w:rPr>
+              <w:t>T</w:t>
             </w:r>
           </w:p>
         </w:tc>
@@ -2590,9 +3714,19 @@
           <w:p>
             <w:pPr>
               <w:pStyle w:val="ConfigWindow"/>
-            </w:pPr>
-            <w:r>
-              <w:t>blank</w:t>
+              <w:rPr>
+                <w:color w:val="EE0000"/>
+                <w:sz w:val="28"/>
+                <w:szCs w:val="28"/>
+              </w:rPr>
+            </w:pPr>
+            <w:r>
+              <w:rPr>
+                <w:color w:val="EE0000"/>
+                <w:sz w:val="28"/>
+                <w:szCs w:val="28"/>
+              </w:rPr>
+              <w:t>W</w:t>
             </w:r>
           </w:p>
         </w:tc>
@@ -2604,9 +3738,19 @@
           <w:p>
             <w:pPr>
               <w:pStyle w:val="ConfigWindow"/>
-            </w:pPr>
-            <w:r>
-              <w:t>blank</w:t>
+              <w:rPr>
+                <w:color w:val="EE0000"/>
+                <w:sz w:val="28"/>
+                <w:szCs w:val="28"/>
+              </w:rPr>
+            </w:pPr>
+            <w:r>
+              <w:rPr>
+                <w:color w:val="EE0000"/>
+                <w:sz w:val="28"/>
+                <w:szCs w:val="28"/>
+              </w:rPr>
+              <w:t>O</w:t>
             </w:r>
           </w:p>
         </w:tc>
@@ -2618,9 +3762,19 @@
           <w:p>
             <w:pPr>
               <w:pStyle w:val="ConfigWindow"/>
-            </w:pPr>
-            <w:r>
-              <w:t>blank</w:t>
+              <w:rPr>
+                <w:color w:val="EE0000"/>
+                <w:sz w:val="28"/>
+                <w:szCs w:val="28"/>
+              </w:rPr>
+            </w:pPr>
+            <w:r>
+              <w:rPr>
+                <w:color w:val="EE0000"/>
+                <w:sz w:val="28"/>
+                <w:szCs w:val="28"/>
+              </w:rPr>
+              <w:t>R</w:t>
             </w:r>
           </w:p>
         </w:tc>
@@ -2632,9 +3786,19 @@
           <w:p>
             <w:pPr>
               <w:pStyle w:val="ConfigWindow"/>
-            </w:pPr>
-            <w:r>
-              <w:t>blank</w:t>
+              <w:rPr>
+                <w:color w:val="EE0000"/>
+                <w:sz w:val="28"/>
+                <w:szCs w:val="28"/>
+              </w:rPr>
+            </w:pPr>
+            <w:r>
+              <w:rPr>
+                <w:color w:val="EE0000"/>
+                <w:sz w:val="28"/>
+                <w:szCs w:val="28"/>
+              </w:rPr>
+              <w:t>K</w:t>
             </w:r>
           </w:p>
         </w:tc>
@@ -2646,9 +3810,19 @@
           <w:p>
             <w:pPr>
               <w:pStyle w:val="ConfigWindow"/>
-            </w:pPr>
-            <w:r>
-              <w:t>blank</w:t>
+              <w:rPr>
+                <w:color w:val="EE0000"/>
+                <w:sz w:val="28"/>
+                <w:szCs w:val="28"/>
+              </w:rPr>
+            </w:pPr>
+            <w:r>
+              <w:rPr>
+                <w:color w:val="EE0000"/>
+                <w:sz w:val="28"/>
+                <w:szCs w:val="28"/>
+              </w:rPr>
+              <w:t>S</w:t>
             </w:r>
           </w:p>
         </w:tc>
@@ -2660,9 +3834,19 @@
           <w:p>
             <w:pPr>
               <w:pStyle w:val="ConfigWindow"/>
-            </w:pPr>
-            <w:r>
-              <w:t>blank</w:t>
+              <w:rPr>
+                <w:color w:val="EE0000"/>
+                <w:sz w:val="28"/>
+                <w:szCs w:val="28"/>
+              </w:rPr>
+            </w:pPr>
+            <w:r>
+              <w:rPr>
+                <w:color w:val="EE0000"/>
+                <w:sz w:val="28"/>
+                <w:szCs w:val="28"/>
+              </w:rPr>
+              <w:t>A</w:t>
             </w:r>
           </w:p>
         </w:tc>
@@ -2674,9 +3858,19 @@
           <w:p>
             <w:pPr>
               <w:pStyle w:val="ConfigWindow"/>
-            </w:pPr>
-            <w:r>
-              <w:t>blank</w:t>
+              <w:rPr>
+                <w:color w:val="EE0000"/>
+                <w:sz w:val="28"/>
+                <w:szCs w:val="28"/>
+              </w:rPr>
+            </w:pPr>
+            <w:r>
+              <w:rPr>
+                <w:color w:val="EE0000"/>
+                <w:sz w:val="28"/>
+                <w:szCs w:val="28"/>
+              </w:rPr>
+              <w:t>F</w:t>
             </w:r>
           </w:p>
         </w:tc>
@@ -2688,9 +3882,19 @@
           <w:p>
             <w:pPr>
               <w:pStyle w:val="ConfigWindow"/>
-            </w:pPr>
-            <w:r>
-              <w:t>blank</w:t>
+              <w:rPr>
+                <w:color w:val="EE0000"/>
+                <w:sz w:val="28"/>
+                <w:szCs w:val="28"/>
+              </w:rPr>
+            </w:pPr>
+            <w:r>
+              <w:rPr>
+                <w:color w:val="EE0000"/>
+                <w:sz w:val="28"/>
+                <w:szCs w:val="28"/>
+              </w:rPr>
+              <w:t>E</w:t>
             </w:r>
           </w:p>
         </w:tc>
@@ -2702,9 +3906,19 @@
           <w:p>
             <w:pPr>
               <w:pStyle w:val="ConfigWindow"/>
-            </w:pPr>
-            <w:r>
-              <w:t>blank</w:t>
+              <w:rPr>
+                <w:color w:val="EE0000"/>
+                <w:sz w:val="28"/>
+                <w:szCs w:val="28"/>
+              </w:rPr>
+            </w:pPr>
+            <w:r>
+              <w:rPr>
+                <w:color w:val="EE0000"/>
+                <w:sz w:val="28"/>
+                <w:szCs w:val="28"/>
+              </w:rPr>
+              <w:t>-</w:t>
             </w:r>
           </w:p>
         </w:tc>
@@ -2903,10 +4117,24 @@
     </w:p>
     <w:p>
       <w:pPr>
-        <w:pStyle w:val="AnswerLineL25"/>
-      </w:pPr>
-      <w:r>
-        <w:t>Type your answers here.</w:t>
+        <w:pStyle w:val="BodyTextL25"/>
+      </w:pPr>
+      <w:r>
+        <w:rPr>
+          <w:b/>
+          <w:i/>
+          <w:color w:val="EE0000"/>
+        </w:rPr>
+        <w:t>Yes.</w:t>
+      </w:r>
+      <w:r>
+        <w:rPr>
+          <w:b/>
+          <w:i/>
+          <w:color w:val="EE0000"/>
+        </w:rPr>
+        <w:br/>
+        <w:t>It can be performed manually using the Vigenère square and the keyword. However, it is slow and prone to human error for long messages.</w:t>
       </w:r>
     </w:p>
     <w:p>
@@ -2950,22 +4178,31 @@
     </w:p>
     <w:p>
       <w:pPr>
-        <w:pStyle w:val="AnswerLineL25"/>
-        <w:rPr>
+        <w:pStyle w:val="ConfigWindow"/>
+        <w:ind w:left="360"/>
+      </w:pPr>
+      <w:r>
+        <w:rPr>
+          <w:rFonts w:eastAsia="Calibri"/>
+          <w:b/>
           <w:noProof/>
-        </w:rPr>
-      </w:pPr>
-      <w:r>
-        <w:rPr>
+          <w:color w:val="EE0000"/>
+          <w:sz w:val="20"/>
+          <w:szCs w:val="22"/>
+        </w:rPr>
+        <w:t>No.It is not considered secure. Modern cracking tools use frequency analysis and known-plaintext attacks to break it quickly. It is historically important but not suitable for modern security use.</w:t>
+      </w:r>
+      <w:r>
+        <w:rPr>
+          <w:rFonts w:eastAsia="Calibri"/>
+          <w:b/>
           <w:noProof/>
-        </w:rPr>
-        <w:t>Type your answers here.</w:t>
-      </w:r>
-    </w:p>
-    <w:p>
-      <w:pPr>
-        <w:pStyle w:val="ConfigWindow"/>
-      </w:pPr>
+          <w:color w:val="EE0000"/>
+          <w:sz w:val="20"/>
+          <w:szCs w:val="22"/>
+        </w:rPr>
+        <w:tab/>
+      </w:r>
       <w:r>
         <w:t>End of docume</w:t>
       </w:r>
@@ -2989,7 +4226,7 @@
 </file>
 
 <file path=word/endnotes.xml><?xml version="1.0" encoding="utf-8"?>
-<w:endnotes xmlns:wpc="http://schemas.microsoft.com/office/word/2010/wordprocessingCanvas" xmlns:cx="http://schemas.microsoft.com/office/drawing/2014/chartex" xmlns:cx1="http://schemas.microsoft.com/office/drawing/2015/9/8/chartex" xmlns:cx2="http://schemas.microsoft.com/office/drawing/2015/10/21/chartex" xmlns:cx3="http://schemas.microsoft.com/office/drawing/2016/5/9/chartex" xmlns:cx4="http://schemas.microsoft.com/office/drawing/2016/5/10/chartex" xmlns:cx5="http://schemas.microsoft.com/office/drawing/2016/5/11/chartex" xmlns:cx6="http://schemas.microsoft.com/office/drawing/2016/5/12/chartex" xmlns:cx7="http://schemas.microsoft.com/office/drawing/2016/5/13/chartex" xmlns:cx8="http://schemas.microsoft.com/office/drawing/2016/5/14/chartex" xmlns:mc="http://schemas.openxmlformats.org/markup-compatibility/2006" xmlns:aink="http://schemas.microsoft.com/office/drawing/2016/ink" xmlns:am3d="http://schemas.microsoft.com/office/drawing/2017/model3d" xmlns:o="urn:schemas-microsoft-com:office:office" xmlns:r="http://schemas.openxmlformats.org/officeDocument/2006/relationships" xmlns:m="http://schemas.openxmlformats.org/officeDocument/2006/math" xmlns:v="urn:schemas-microsoft-com:vml" xmlns:wp14="http://schemas.microsoft.com/office/word/2010/wordprocessingDrawing" xmlns:wp="http://schemas.openxmlformats.org/drawingml/2006/wordprocessingDrawing" xmlns:w10="urn:schemas-microsoft-com:office:word" xmlns:w="http://schemas.openxmlformats.org/wordprocessingml/2006/main" xmlns:w14="http://schemas.microsoft.com/office/word/2010/wordml" xmlns:w15="http://schemas.microsoft.com/office/word/2012/wordml" xmlns:w16cex="http://schemas.microsoft.com/office/word/2018/wordml/cex" xmlns:w16cid="http://schemas.microsoft.com/office/word/2016/wordml/cid" xmlns:w16="http://schemas.microsoft.com/office/word/2018/wordml" xmlns:w16se="http://schemas.microsoft.com/office/word/2015/wordml/symex" xmlns:wpg="http://schemas.microsoft.com/office/word/2010/wordprocessingGroup" xmlns:wpi="http://schemas.microsoft.com/office/word/2010/wordprocessingInk" xmlns:wne="http://schemas.microsoft.com/office/word/2006/wordml" xmlns:wps="http://schemas.microsoft.com/office/word/2010/wordprocessingShape" mc:Ignorable="w14 w15 w16se w16cid w16 w16cex wp14">
+<w:endnotes xmlns:wpc="http://schemas.microsoft.com/office/word/2010/wordprocessingCanvas" xmlns:cx="http://schemas.microsoft.com/office/drawing/2014/chartex" xmlns:cx1="http://schemas.microsoft.com/office/drawing/2015/9/8/chartex" xmlns:cx2="http://schemas.microsoft.com/office/drawing/2015/10/21/chartex" xmlns:cx3="http://schemas.microsoft.com/office/drawing/2016/5/9/chartex" xmlns:cx4="http://schemas.microsoft.com/office/drawing/2016/5/10/chartex" xmlns:cx5="http://schemas.microsoft.com/office/drawing/2016/5/11/chartex" xmlns:cx6="http://schemas.microsoft.com/office/drawing/2016/5/12/chartex" xmlns:cx7="http://schemas.microsoft.com/office/drawing/2016/5/13/chartex" xmlns:cx8="http://schemas.microsoft.com/office/drawing/2016/5/14/chartex" xmlns:mc="http://schemas.openxmlformats.org/markup-compatibility/2006" xmlns:aink="http://schemas.microsoft.com/office/drawing/2016/ink" xmlns:am3d="http://schemas.microsoft.com/office/drawing/2017/model3d" xmlns:o="urn:schemas-microsoft-com:office:office" xmlns:oel="http://schemas.microsoft.com/office/2019/extlst" xmlns:r="http://schemas.openxmlformats.org/officeDocument/2006/relationships" xmlns:m="http://schemas.openxmlformats.org/officeDocument/2006/math" xmlns:v="urn:schemas-microsoft-com:vml" xmlns:wp14="http://schemas.microsoft.com/office/word/2010/wordprocessingDrawing" xmlns:wp="http://schemas.openxmlformats.org/drawingml/2006/wordprocessingDrawing" xmlns:w10="urn:schemas-microsoft-com:office:word" xmlns:w="http://schemas.openxmlformats.org/wordprocessingml/2006/main" xmlns:w14="http://schemas.microsoft.com/office/word/2010/wordml" xmlns:w15="http://schemas.microsoft.com/office/word/2012/wordml" xmlns:w16cex="http://schemas.microsoft.com/office/word/2018/wordml/cex" xmlns:w16cid="http://schemas.microsoft.com/office/word/2016/wordml/cid" xmlns:w16="http://schemas.microsoft.com/office/word/2018/wordml" xmlns:w16du="http://schemas.microsoft.com/office/word/2023/wordml/word16du" xmlns:w16sdtdh="http://schemas.microsoft.com/office/word/2020/wordml/sdtdatahash" xmlns:w16sdtfl="http://schemas.microsoft.com/office/word/2024/wordml/sdtformatlock" xmlns:w16se="http://schemas.microsoft.com/office/word/2015/wordml/symex" xmlns:wpg="http://schemas.microsoft.com/office/word/2010/wordprocessingGroup" xmlns:wpi="http://schemas.microsoft.com/office/word/2010/wordprocessingInk" xmlns:wne="http://schemas.microsoft.com/office/word/2006/wordml" xmlns:wps="http://schemas.microsoft.com/office/word/2010/wordprocessingShape" mc:Ignorable="w14 w15 w16se w16cid w16 w16cex w16sdtdh w16sdtfl w16du wp14">
   <w:endnote w:type="separator" w:id="-1">
     <w:p>
       <w:pPr>
@@ -3016,7 +4253,7 @@
 </file>
 
 <file path=word/footer1.xml><?xml version="1.0" encoding="utf-8"?>
-<w:ftr xmlns:wpc="http://schemas.microsoft.com/office/word/2010/wordprocessingCanvas" xmlns:cx="http://schemas.microsoft.com/office/drawing/2014/chartex" xmlns:cx1="http://schemas.microsoft.com/office/drawing/2015/9/8/chartex" xmlns:cx2="http://schemas.microsoft.com/office/drawing/2015/10/21/chartex" xmlns:cx3="http://schemas.microsoft.com/office/drawing/2016/5/9/chartex" xmlns:cx4="http://schemas.microsoft.com/office/drawing/2016/5/10/chartex" xmlns:cx5="http://schemas.microsoft.com/office/drawing/2016/5/11/chartex" xmlns:cx6="http://schemas.microsoft.com/office/drawing/2016/5/12/chartex" xmlns:cx7="http://schemas.microsoft.com/office/drawing/2016/5/13/chartex" xmlns:cx8="http://schemas.microsoft.com/office/drawing/2016/5/14/chartex" xmlns:mc="http://schemas.openxmlformats.org/markup-compatibility/2006" xmlns:aink="http://schemas.microsoft.com/office/drawing/2016/ink" xmlns:am3d="http://schemas.microsoft.com/office/drawing/2017/model3d" xmlns:o="urn:schemas-microsoft-com:office:office" xmlns:r="http://schemas.openxmlformats.org/officeDocument/2006/relationships" xmlns:m="http://schemas.openxmlformats.org/officeDocument/2006/math" xmlns:v="urn:schemas-microsoft-com:vml" xmlns:wp14="http://schemas.microsoft.com/office/word/2010/wordprocessingDrawing" xmlns:wp="http://schemas.openxmlformats.org/drawingml/2006/wordprocessingDrawing" xmlns:w10="urn:schemas-microsoft-com:office:word" xmlns:w="http://schemas.openxmlformats.org/wordprocessingml/2006/main" xmlns:w14="http://schemas.microsoft.com/office/word/2010/wordml" xmlns:w15="http://schemas.microsoft.com/office/word/2012/wordml" xmlns:w16cex="http://schemas.microsoft.com/office/word/2018/wordml/cex" xmlns:w16cid="http://schemas.microsoft.com/office/word/2016/wordml/cid" xmlns:w16="http://schemas.microsoft.com/office/word/2018/wordml" xmlns:w16se="http://schemas.microsoft.com/office/word/2015/wordml/symex" xmlns:wpg="http://schemas.microsoft.com/office/word/2010/wordprocessingGroup" xmlns:wpi="http://schemas.microsoft.com/office/word/2010/wordprocessingInk" xmlns:wne="http://schemas.microsoft.com/office/word/2006/wordml" xmlns:wps="http://schemas.microsoft.com/office/word/2010/wordprocessingShape" mc:Ignorable="w14 w15 w16se w16cid w16 w16cex wp14">
+<w:ftr xmlns:wpc="http://schemas.microsoft.com/office/word/2010/wordprocessingCanvas" xmlns:cx="http://schemas.microsoft.com/office/drawing/2014/chartex" xmlns:cx1="http://schemas.microsoft.com/office/drawing/2015/9/8/chartex" xmlns:cx2="http://schemas.microsoft.com/office/drawing/2015/10/21/chartex" xmlns:cx3="http://schemas.microsoft.com/office/drawing/2016/5/9/chartex" xmlns:cx4="http://schemas.microsoft.com/office/drawing/2016/5/10/chartex" xmlns:cx5="http://schemas.microsoft.com/office/drawing/2016/5/11/chartex" xmlns:cx6="http://schemas.microsoft.com/office/drawing/2016/5/12/chartex" xmlns:cx7="http://schemas.microsoft.com/office/drawing/2016/5/13/chartex" xmlns:cx8="http://schemas.microsoft.com/office/drawing/2016/5/14/chartex" xmlns:mc="http://schemas.openxmlformats.org/markup-compatibility/2006" xmlns:aink="http://schemas.microsoft.com/office/drawing/2016/ink" xmlns:am3d="http://schemas.microsoft.com/office/drawing/2017/model3d" xmlns:o="urn:schemas-microsoft-com:office:office" xmlns:oel="http://schemas.microsoft.com/office/2019/extlst" xmlns:r="http://schemas.openxmlformats.org/officeDocument/2006/relationships" xmlns:m="http://schemas.openxmlformats.org/officeDocument/2006/math" xmlns:v="urn:schemas-microsoft-com:vml" xmlns:wp14="http://schemas.microsoft.com/office/word/2010/wordprocessingDrawing" xmlns:wp="http://schemas.openxmlformats.org/drawingml/2006/wordprocessingDrawing" xmlns:w10="urn:schemas-microsoft-com:office:word" xmlns:w="http://schemas.openxmlformats.org/wordprocessingml/2006/main" xmlns:w14="http://schemas.microsoft.com/office/word/2010/wordml" xmlns:w15="http://schemas.microsoft.com/office/word/2012/wordml" xmlns:w16cex="http://schemas.microsoft.com/office/word/2018/wordml/cex" xmlns:w16cid="http://schemas.microsoft.com/office/word/2016/wordml/cid" xmlns:w16="http://schemas.microsoft.com/office/word/2018/wordml" xmlns:w16du="http://schemas.microsoft.com/office/word/2023/wordml/word16du" xmlns:w16sdtdh="http://schemas.microsoft.com/office/word/2020/wordml/sdtdatahash" xmlns:w16sdtfl="http://schemas.microsoft.com/office/word/2024/wordml/sdtformatlock" xmlns:w16se="http://schemas.microsoft.com/office/word/2015/wordml/symex" xmlns:wpg="http://schemas.microsoft.com/office/word/2010/wordprocessingGroup" xmlns:wpi="http://schemas.microsoft.com/office/word/2010/wordprocessingInk" xmlns:wne="http://schemas.microsoft.com/office/word/2006/wordml" xmlns:wps="http://schemas.microsoft.com/office/word/2010/wordprocessingShape" mc:Ignorable="w14 w15 w16se w16cid w16 w16cex w16sdtdh w16sdtfl w16du wp14">
   <w:p>
     <w:pPr>
       <w:pStyle w:val="Footer"/>
@@ -3038,7 +4275,6 @@
         <w:dataBinding w:prefixMappings="xmlns:ns0='http://purl.org/dc/elements/1.1/' xmlns:ns1='http://schemas.openxmlformats.org/package/2006/metadata/core-properties' " w:xpath="/ns1:coreProperties[1]/ns0:description[1]" w:storeItemID="{6C3C8BC8-F283-45AE-878A-BAB7291924A1}"/>
         <w:text w:multiLine="1"/>
       </w:sdtPr>
-      <w:sdtEndPr/>
       <w:sdtContent>
         <w:r>
           <w:t>2015</w:t>
@@ -3176,7 +4412,7 @@
 </file>
 
 <file path=word/footer2.xml><?xml version="1.0" encoding="utf-8"?>
-<w:ftr xmlns:wpc="http://schemas.microsoft.com/office/word/2010/wordprocessingCanvas" xmlns:cx="http://schemas.microsoft.com/office/drawing/2014/chartex" xmlns:cx1="http://schemas.microsoft.com/office/drawing/2015/9/8/chartex" xmlns:cx2="http://schemas.microsoft.com/office/drawing/2015/10/21/chartex" xmlns:cx3="http://schemas.microsoft.com/office/drawing/2016/5/9/chartex" xmlns:cx4="http://schemas.microsoft.com/office/drawing/2016/5/10/chartex" xmlns:cx5="http://schemas.microsoft.com/office/drawing/2016/5/11/chartex" xmlns:cx6="http://schemas.microsoft.com/office/drawing/2016/5/12/chartex" xmlns:cx7="http://schemas.microsoft.com/office/drawing/2016/5/13/chartex" xmlns:cx8="http://schemas.microsoft.com/office/drawing/2016/5/14/chartex" xmlns:mc="http://schemas.openxmlformats.org/markup-compatibility/2006" xmlns:aink="http://schemas.microsoft.com/office/drawing/2016/ink" xmlns:am3d="http://schemas.microsoft.com/office/drawing/2017/model3d" xmlns:o="urn:schemas-microsoft-com:office:office" xmlns:r="http://schemas.openxmlformats.org/officeDocument/2006/relationships" xmlns:m="http://schemas.openxmlformats.org/officeDocument/2006/math" xmlns:v="urn:schemas-microsoft-com:vml" xmlns:wp14="http://schemas.microsoft.com/office/word/2010/wordprocessingDrawing" xmlns:wp="http://schemas.openxmlformats.org/drawingml/2006/wordprocessingDrawing" xmlns:w10="urn:schemas-microsoft-com:office:word" xmlns:w="http://schemas.openxmlformats.org/wordprocessingml/2006/main" xmlns:w14="http://schemas.microsoft.com/office/word/2010/wordml" xmlns:w15="http://schemas.microsoft.com/office/word/2012/wordml" xmlns:w16cex="http://schemas.microsoft.com/office/word/2018/wordml/cex" xmlns:w16cid="http://schemas.microsoft.com/office/word/2016/wordml/cid" xmlns:w16="http://schemas.microsoft.com/office/word/2018/wordml" xmlns:w16se="http://schemas.microsoft.com/office/word/2015/wordml/symex" xmlns:wpg="http://schemas.microsoft.com/office/word/2010/wordprocessingGroup" xmlns:wpi="http://schemas.microsoft.com/office/word/2010/wordprocessingInk" xmlns:wne="http://schemas.microsoft.com/office/word/2006/wordml" xmlns:wps="http://schemas.microsoft.com/office/word/2010/wordprocessingShape" mc:Ignorable="w14 w15 w16se w16cid w16 w16cex wp14">
+<w:ftr xmlns:wpc="http://schemas.microsoft.com/office/word/2010/wordprocessingCanvas" xmlns:cx="http://schemas.microsoft.com/office/drawing/2014/chartex" xmlns:cx1="http://schemas.microsoft.com/office/drawing/2015/9/8/chartex" xmlns:cx2="http://schemas.microsoft.com/office/drawing/2015/10/21/chartex" xmlns:cx3="http://schemas.microsoft.com/office/drawing/2016/5/9/chartex" xmlns:cx4="http://schemas.microsoft.com/office/drawing/2016/5/10/chartex" xmlns:cx5="http://schemas.microsoft.com/office/drawing/2016/5/11/chartex" xmlns:cx6="http://schemas.microsoft.com/office/drawing/2016/5/12/chartex" xmlns:cx7="http://schemas.microsoft.com/office/drawing/2016/5/13/chartex" xmlns:cx8="http://schemas.microsoft.com/office/drawing/2016/5/14/chartex" xmlns:mc="http://schemas.openxmlformats.org/markup-compatibility/2006" xmlns:aink="http://schemas.microsoft.com/office/drawing/2016/ink" xmlns:am3d="http://schemas.microsoft.com/office/drawing/2017/model3d" xmlns:o="urn:schemas-microsoft-com:office:office" xmlns:oel="http://schemas.microsoft.com/office/2019/extlst" xmlns:r="http://schemas.openxmlformats.org/officeDocument/2006/relationships" xmlns:m="http://schemas.openxmlformats.org/officeDocument/2006/math" xmlns:v="urn:schemas-microsoft-com:vml" xmlns:wp14="http://schemas.microsoft.com/office/word/2010/wordprocessingDrawing" xmlns:wp="http://schemas.openxmlformats.org/drawingml/2006/wordprocessingDrawing" xmlns:w10="urn:schemas-microsoft-com:office:word" xmlns:w="http://schemas.openxmlformats.org/wordprocessingml/2006/main" xmlns:w14="http://schemas.microsoft.com/office/word/2010/wordml" xmlns:w15="http://schemas.microsoft.com/office/word/2012/wordml" xmlns:w16cex="http://schemas.microsoft.com/office/word/2018/wordml/cex" xmlns:w16cid="http://schemas.microsoft.com/office/word/2016/wordml/cid" xmlns:w16="http://schemas.microsoft.com/office/word/2018/wordml" xmlns:w16du="http://schemas.microsoft.com/office/word/2023/wordml/word16du" xmlns:w16sdtdh="http://schemas.microsoft.com/office/word/2020/wordml/sdtdatahash" xmlns:w16sdtfl="http://schemas.microsoft.com/office/word/2024/wordml/sdtformatlock" xmlns:w16se="http://schemas.microsoft.com/office/word/2015/wordml/symex" xmlns:wpg="http://schemas.microsoft.com/office/word/2010/wordprocessingGroup" xmlns:wpi="http://schemas.microsoft.com/office/word/2010/wordprocessingInk" xmlns:wne="http://schemas.microsoft.com/office/word/2006/wordml" xmlns:wps="http://schemas.microsoft.com/office/word/2010/wordprocessingShape" mc:Ignorable="w14 w15 w16se w16cid w16 w16cex w16sdtdh w16sdtfl w16du wp14">
   <w:p>
     <w:pPr>
       <w:pStyle w:val="Footer"/>
@@ -3198,7 +4434,6 @@
         <w:dataBinding w:prefixMappings="xmlns:ns0='http://purl.org/dc/elements/1.1/' xmlns:ns1='http://schemas.openxmlformats.org/package/2006/metadata/core-properties' " w:xpath="/ns1:coreProperties[1]/ns0:description[1]" w:storeItemID="{6C3C8BC8-F283-45AE-878A-BAB7291924A1}"/>
         <w:text w:multiLine="1"/>
       </w:sdtPr>
-      <w:sdtEndPr/>
       <w:sdtContent>
         <w:r>
           <w:t>2015</w:t>
@@ -3339,7 +4574,7 @@
 </file>
 
 <file path=word/footnotes.xml><?xml version="1.0" encoding="utf-8"?>
-<w:footnotes xmlns:wpc="http://schemas.microsoft.com/office/word/2010/wordprocessingCanvas" xmlns:cx="http://schemas.microsoft.com/office/drawing/2014/chartex" xmlns:cx1="http://schemas.microsoft.com/office/drawing/2015/9/8/chartex" xmlns:cx2="http://schemas.microsoft.com/office/drawing/2015/10/21/chartex" xmlns:cx3="http://schemas.microsoft.com/office/drawing/2016/5/9/chartex" xmlns:cx4="http://schemas.microsoft.com/office/drawing/2016/5/10/chartex" xmlns:cx5="http://schemas.microsoft.com/office/drawing/2016/5/11/chartex" xmlns:cx6="http://schemas.microsoft.com/office/drawing/2016/5/12/chartex" xmlns:cx7="http://schemas.microsoft.com/office/drawing/2016/5/13/chartex" xmlns:cx8="http://schemas.microsoft.com/office/drawing/2016/5/14/chartex" xmlns:mc="http://schemas.openxmlformats.org/markup-compatibility/2006" xmlns:aink="http://schemas.microsoft.com/office/drawing/2016/ink" xmlns:am3d="http://schemas.microsoft.com/office/drawing/2017/model3d" xmlns:o="urn:schemas-microsoft-com:office:office" xmlns:r="http://schemas.openxmlformats.org/officeDocument/2006/relationships" xmlns:m="http://schemas.openxmlformats.org/officeDocument/2006/math" xmlns:v="urn:schemas-microsoft-com:vml" xmlns:wp14="http://schemas.microsoft.com/office/word/2010/wordprocessingDrawing" xmlns:wp="http://schemas.openxmlformats.org/drawingml/2006/wordprocessingDrawing" xmlns:w10="urn:schemas-microsoft-com:office:word" xmlns:w="http://schemas.openxmlformats.org/wordprocessingml/2006/main" xmlns:w14="http://schemas.microsoft.com/office/word/2010/wordml" xmlns:w15="http://schemas.microsoft.com/office/word/2012/wordml" xmlns:w16cex="http://schemas.microsoft.com/office/word/2018/wordml/cex" xmlns:w16cid="http://schemas.microsoft.com/office/word/2016/wordml/cid" xmlns:w16="http://schemas.microsoft.com/office/word/2018/wordml" xmlns:w16se="http://schemas.microsoft.com/office/word/2015/wordml/symex" xmlns:wpg="http://schemas.microsoft.com/office/word/2010/wordprocessingGroup" xmlns:wpi="http://schemas.microsoft.com/office/word/2010/wordprocessingInk" xmlns:wne="http://schemas.microsoft.com/office/word/2006/wordml" xmlns:wps="http://schemas.microsoft.com/office/word/2010/wordprocessingShape" mc:Ignorable="w14 w15 w16se w16cid w16 w16cex wp14">
+<w:footnotes xmlns:wpc="http://schemas.microsoft.com/office/word/2010/wordprocessingCanvas" xmlns:cx="http://schemas.microsoft.com/office/drawing/2014/chartex" xmlns:cx1="http://schemas.microsoft.com/office/drawing/2015/9/8/chartex" xmlns:cx2="http://schemas.microsoft.com/office/drawing/2015/10/21/chartex" xmlns:cx3="http://schemas.microsoft.com/office/drawing/2016/5/9/chartex" xmlns:cx4="http://schemas.microsoft.com/office/drawing/2016/5/10/chartex" xmlns:cx5="http://schemas.microsoft.com/office/drawing/2016/5/11/chartex" xmlns:cx6="http://schemas.microsoft.com/office/drawing/2016/5/12/chartex" xmlns:cx7="http://schemas.microsoft.com/office/drawing/2016/5/13/chartex" xmlns:cx8="http://schemas.microsoft.com/office/drawing/2016/5/14/chartex" xmlns:mc="http://schemas.openxmlformats.org/markup-compatibility/2006" xmlns:aink="http://schemas.microsoft.com/office/drawing/2016/ink" xmlns:am3d="http://schemas.microsoft.com/office/drawing/2017/model3d" xmlns:o="urn:schemas-microsoft-com:office:office" xmlns:oel="http://schemas.microsoft.com/office/2019/extlst" xmlns:r="http://schemas.openxmlformats.org/officeDocument/2006/relationships" xmlns:m="http://schemas.openxmlformats.org/officeDocument/2006/math" xmlns:v="urn:schemas-microsoft-com:vml" xmlns:wp14="http://schemas.microsoft.com/office/word/2010/wordprocessingDrawing" xmlns:wp="http://schemas.openxmlformats.org/drawingml/2006/wordprocessingDrawing" xmlns:w10="urn:schemas-microsoft-com:office:word" xmlns:w="http://schemas.openxmlformats.org/wordprocessingml/2006/main" xmlns:w14="http://schemas.microsoft.com/office/word/2010/wordml" xmlns:w15="http://schemas.microsoft.com/office/word/2012/wordml" xmlns:w16cex="http://schemas.microsoft.com/office/word/2018/wordml/cex" xmlns:w16cid="http://schemas.microsoft.com/office/word/2016/wordml/cid" xmlns:w16="http://schemas.microsoft.com/office/word/2018/wordml" xmlns:w16du="http://schemas.microsoft.com/office/word/2023/wordml/word16du" xmlns:w16sdtdh="http://schemas.microsoft.com/office/word/2020/wordml/sdtdatahash" xmlns:w16sdtfl="http://schemas.microsoft.com/office/word/2024/wordml/sdtformatlock" xmlns:w16se="http://schemas.microsoft.com/office/word/2015/wordml/symex" xmlns:wpg="http://schemas.microsoft.com/office/word/2010/wordprocessingGroup" xmlns:wpi="http://schemas.microsoft.com/office/word/2010/wordprocessingInk" xmlns:wne="http://schemas.microsoft.com/office/word/2006/wordml" xmlns:wps="http://schemas.microsoft.com/office/word/2010/wordprocessingShape" mc:Ignorable="w14 w15 w16se w16cid w16 w16cex w16sdtdh w16sdtfl w16du wp14">
   <w:footnote w:type="separator" w:id="-1">
     <w:p>
       <w:pPr>
@@ -3366,7 +4601,7 @@
 </file>
 
 <file path=word/header1.xml><?xml version="1.0" encoding="utf-8"?>
-<w:hdr xmlns:wpc="http://schemas.microsoft.com/office/word/2010/wordprocessingCanvas" xmlns:cx="http://schemas.microsoft.com/office/drawing/2014/chartex" xmlns:cx1="http://schemas.microsoft.com/office/drawing/2015/9/8/chartex" xmlns:cx2="http://schemas.microsoft.com/office/drawing/2015/10/21/chartex" xmlns:cx3="http://schemas.microsoft.com/office/drawing/2016/5/9/chartex" xmlns:cx4="http://schemas.microsoft.com/office/drawing/2016/5/10/chartex" xmlns:cx5="http://schemas.microsoft.com/office/drawing/2016/5/11/chartex" xmlns:cx6="http://schemas.microsoft.com/office/drawing/2016/5/12/chartex" xmlns:cx7="http://schemas.microsoft.com/office/drawing/2016/5/13/chartex" xmlns:cx8="http://schemas.microsoft.com/office/drawing/2016/5/14/chartex" xmlns:mc="http://schemas.openxmlformats.org/markup-compatibility/2006" xmlns:aink="http://schemas.microsoft.com/office/drawing/2016/ink" xmlns:am3d="http://schemas.microsoft.com/office/drawing/2017/model3d" xmlns:o="urn:schemas-microsoft-com:office:office" xmlns:r="http://schemas.openxmlformats.org/officeDocument/2006/relationships" xmlns:m="http://schemas.openxmlformats.org/officeDocument/2006/math" xmlns:v="urn:schemas-microsoft-com:vml" xmlns:wp14="http://schemas.microsoft.com/office/word/2010/wordprocessingDrawing" xmlns:wp="http://schemas.openxmlformats.org/drawingml/2006/wordprocessingDrawing" xmlns:w10="urn:schemas-microsoft-com:office:word" xmlns:w="http://schemas.openxmlformats.org/wordprocessingml/2006/main" xmlns:w14="http://schemas.microsoft.com/office/word/2010/wordml" xmlns:w15="http://schemas.microsoft.com/office/word/2012/wordml" xmlns:w16cex="http://schemas.microsoft.com/office/word/2018/wordml/cex" xmlns:w16cid="http://schemas.microsoft.com/office/word/2016/wordml/cid" xmlns:w16="http://schemas.microsoft.com/office/word/2018/wordml" xmlns:w16se="http://schemas.microsoft.com/office/word/2015/wordml/symex" xmlns:wpg="http://schemas.microsoft.com/office/word/2010/wordprocessingGroup" xmlns:wpi="http://schemas.microsoft.com/office/word/2010/wordprocessingInk" xmlns:wne="http://schemas.microsoft.com/office/word/2006/wordml" xmlns:wps="http://schemas.microsoft.com/office/word/2010/wordprocessingShape" mc:Ignorable="w14 w15 w16se w16cid w16 w16cex wp14">
+<w:hdr xmlns:wpc="http://schemas.microsoft.com/office/word/2010/wordprocessingCanvas" xmlns:cx="http://schemas.microsoft.com/office/drawing/2014/chartex" xmlns:cx1="http://schemas.microsoft.com/office/drawing/2015/9/8/chartex" xmlns:cx2="http://schemas.microsoft.com/office/drawing/2015/10/21/chartex" xmlns:cx3="http://schemas.microsoft.com/office/drawing/2016/5/9/chartex" xmlns:cx4="http://schemas.microsoft.com/office/drawing/2016/5/10/chartex" xmlns:cx5="http://schemas.microsoft.com/office/drawing/2016/5/11/chartex" xmlns:cx6="http://schemas.microsoft.com/office/drawing/2016/5/12/chartex" xmlns:cx7="http://schemas.microsoft.com/office/drawing/2016/5/13/chartex" xmlns:cx8="http://schemas.microsoft.com/office/drawing/2016/5/14/chartex" xmlns:mc="http://schemas.openxmlformats.org/markup-compatibility/2006" xmlns:aink="http://schemas.microsoft.com/office/drawing/2016/ink" xmlns:am3d="http://schemas.microsoft.com/office/drawing/2017/model3d" xmlns:o="urn:schemas-microsoft-com:office:office" xmlns:oel="http://schemas.microsoft.com/office/2019/extlst" xmlns:r="http://schemas.openxmlformats.org/officeDocument/2006/relationships" xmlns:m="http://schemas.openxmlformats.org/officeDocument/2006/math" xmlns:v="urn:schemas-microsoft-com:vml" xmlns:wp14="http://schemas.microsoft.com/office/word/2010/wordprocessingDrawing" xmlns:wp="http://schemas.openxmlformats.org/drawingml/2006/wordprocessingDrawing" xmlns:w10="urn:schemas-microsoft-com:office:word" xmlns:w="http://schemas.openxmlformats.org/wordprocessingml/2006/main" xmlns:w14="http://schemas.microsoft.com/office/word/2010/wordml" xmlns:w15="http://schemas.microsoft.com/office/word/2012/wordml" xmlns:w16cex="http://schemas.microsoft.com/office/word/2018/wordml/cex" xmlns:w16cid="http://schemas.microsoft.com/office/word/2016/wordml/cid" xmlns:w16="http://schemas.microsoft.com/office/word/2018/wordml" xmlns:w16du="http://schemas.microsoft.com/office/word/2023/wordml/word16du" xmlns:w16sdtdh="http://schemas.microsoft.com/office/word/2020/wordml/sdtdatahash" xmlns:w16sdtfl="http://schemas.microsoft.com/office/word/2024/wordml/sdtformatlock" xmlns:w16se="http://schemas.microsoft.com/office/word/2015/wordml/symex" xmlns:wpg="http://schemas.microsoft.com/office/word/2010/wordprocessingGroup" xmlns:wpi="http://schemas.microsoft.com/office/word/2010/wordprocessingInk" xmlns:wne="http://schemas.microsoft.com/office/word/2006/wordml" xmlns:wps="http://schemas.microsoft.com/office/word/2010/wordprocessingShape" mc:Ignorable="w14 w15 w16se w16cid w16 w16cex w16sdtdh w16sdtfl w16du wp14">
   <w:sdt>
     <w:sdtPr>
       <w:alias w:val="Title"/>
@@ -3378,15 +4613,27 @@
       <w:dataBinding w:prefixMappings="xmlns:ns0='http://purl.org/dc/elements/1.1/' xmlns:ns1='http://schemas.openxmlformats.org/package/2006/metadata/core-properties' " w:xpath="/ns1:coreProperties[1]/ns0:title[1]" w:storeItemID="{6C3C8BC8-F283-45AE-878A-BAB7291924A1}"/>
       <w:text/>
     </w:sdtPr>
-    <w:sdtEndPr/>
     <w:sdtContent>
       <w:p>
         <w:pPr>
           <w:pStyle w:val="PageHead"/>
         </w:pPr>
         <w:r>
-          <w:t>Lab - Exploring Encryption Methods</w:t>
+          <w:t xml:space="preserve">Lab - Exploring Encryption Methods </w:t>
         </w:r>
+        <w:proofErr w:type="gramStart"/>
+        <w:r>
+          <w:t>( THY</w:t>
+        </w:r>
+        <w:proofErr w:type="gramEnd"/>
+        <w:r>
+          <w:t xml:space="preserve"> </w:t>
+        </w:r>
+        <w:proofErr w:type="gramStart"/>
+        <w:r>
+          <w:t>DAYUTH )</w:t>
+        </w:r>
+        <w:proofErr w:type="gramEnd"/>
       </w:p>
     </w:sdtContent>
   </w:sdt>
@@ -3394,7 +4641,7 @@
 </file>
 
 <file path=word/header2.xml><?xml version="1.0" encoding="utf-8"?>
-<w:hdr xmlns:wpc="http://schemas.microsoft.com/office/word/2010/wordprocessingCanvas" xmlns:cx="http://schemas.microsoft.com/office/drawing/2014/chartex" xmlns:cx1="http://schemas.microsoft.com/office/drawing/2015/9/8/chartex" xmlns:cx2="http://schemas.microsoft.com/office/drawing/2015/10/21/chartex" xmlns:cx3="http://schemas.microsoft.com/office/drawing/2016/5/9/chartex" xmlns:cx4="http://schemas.microsoft.com/office/drawing/2016/5/10/chartex" xmlns:cx5="http://schemas.microsoft.com/office/drawing/2016/5/11/chartex" xmlns:cx6="http://schemas.microsoft.com/office/drawing/2016/5/12/chartex" xmlns:cx7="http://schemas.microsoft.com/office/drawing/2016/5/13/chartex" xmlns:cx8="http://schemas.microsoft.com/office/drawing/2016/5/14/chartex" xmlns:mc="http://schemas.openxmlformats.org/markup-compatibility/2006" xmlns:aink="http://schemas.microsoft.com/office/drawing/2016/ink" xmlns:am3d="http://schemas.microsoft.com/office/drawing/2017/model3d" xmlns:o="urn:schemas-microsoft-com:office:office" xmlns:r="http://schemas.openxmlformats.org/officeDocument/2006/relationships" xmlns:m="http://schemas.openxmlformats.org/officeDocument/2006/math" xmlns:v="urn:schemas-microsoft-com:vml" xmlns:wp14="http://schemas.microsoft.com/office/word/2010/wordprocessingDrawing" xmlns:wp="http://schemas.openxmlformats.org/drawingml/2006/wordprocessingDrawing" xmlns:w10="urn:schemas-microsoft-com:office:word" xmlns:w="http://schemas.openxmlformats.org/wordprocessingml/2006/main" xmlns:w14="http://schemas.microsoft.com/office/word/2010/wordml" xmlns:w15="http://schemas.microsoft.com/office/word/2012/wordml" xmlns:w16cex="http://schemas.microsoft.com/office/word/2018/wordml/cex" xmlns:w16cid="http://schemas.microsoft.com/office/word/2016/wordml/cid" xmlns:w16="http://schemas.microsoft.com/office/word/2018/wordml" xmlns:w16se="http://schemas.microsoft.com/office/word/2015/wordml/symex" xmlns:wpg="http://schemas.microsoft.com/office/word/2010/wordprocessingGroup" xmlns:wpi="http://schemas.microsoft.com/office/word/2010/wordprocessingInk" xmlns:wne="http://schemas.microsoft.com/office/word/2006/wordml" xmlns:wps="http://schemas.microsoft.com/office/word/2010/wordprocessingShape" mc:Ignorable="w14 w15 w16se w16cid w16 w16cex wp14">
+<w:hdr xmlns:wpc="http://schemas.microsoft.com/office/word/2010/wordprocessingCanvas" xmlns:cx="http://schemas.microsoft.com/office/drawing/2014/chartex" xmlns:cx1="http://schemas.microsoft.com/office/drawing/2015/9/8/chartex" xmlns:cx2="http://schemas.microsoft.com/office/drawing/2015/10/21/chartex" xmlns:cx3="http://schemas.microsoft.com/office/drawing/2016/5/9/chartex" xmlns:cx4="http://schemas.microsoft.com/office/drawing/2016/5/10/chartex" xmlns:cx5="http://schemas.microsoft.com/office/drawing/2016/5/11/chartex" xmlns:cx6="http://schemas.microsoft.com/office/drawing/2016/5/12/chartex" xmlns:cx7="http://schemas.microsoft.com/office/drawing/2016/5/13/chartex" xmlns:cx8="http://schemas.microsoft.com/office/drawing/2016/5/14/chartex" xmlns:mc="http://schemas.openxmlformats.org/markup-compatibility/2006" xmlns:aink="http://schemas.microsoft.com/office/drawing/2016/ink" xmlns:am3d="http://schemas.microsoft.com/office/drawing/2017/model3d" xmlns:o="urn:schemas-microsoft-com:office:office" xmlns:oel="http://schemas.microsoft.com/office/2019/extlst" xmlns:r="http://schemas.openxmlformats.org/officeDocument/2006/relationships" xmlns:m="http://schemas.openxmlformats.org/officeDocument/2006/math" xmlns:v="urn:schemas-microsoft-com:vml" xmlns:wp14="http://schemas.microsoft.com/office/word/2010/wordprocessingDrawing" xmlns:wp="http://schemas.openxmlformats.org/drawingml/2006/wordprocessingDrawing" xmlns:w10="urn:schemas-microsoft-com:office:word" xmlns:w="http://schemas.openxmlformats.org/wordprocessingml/2006/main" xmlns:w14="http://schemas.microsoft.com/office/word/2010/wordml" xmlns:w15="http://schemas.microsoft.com/office/word/2012/wordml" xmlns:w16cex="http://schemas.microsoft.com/office/word/2018/wordml/cex" xmlns:w16cid="http://schemas.microsoft.com/office/word/2016/wordml/cid" xmlns:w16="http://schemas.microsoft.com/office/word/2018/wordml" xmlns:w16du="http://schemas.microsoft.com/office/word/2023/wordml/word16du" xmlns:w16sdtdh="http://schemas.microsoft.com/office/word/2020/wordml/sdtdatahash" xmlns:w16sdtfl="http://schemas.microsoft.com/office/word/2024/wordml/sdtformatlock" xmlns:w16se="http://schemas.microsoft.com/office/word/2015/wordml/symex" xmlns:wpg="http://schemas.microsoft.com/office/word/2010/wordprocessingGroup" xmlns:wpi="http://schemas.microsoft.com/office/word/2010/wordprocessingInk" xmlns:wne="http://schemas.microsoft.com/office/word/2006/wordml" xmlns:wps="http://schemas.microsoft.com/office/word/2010/wordprocessingShape" mc:Ignorable="w14 w15 w16se w16cid w16 w16cex w16sdtdh w16sdtfl w16du wp14">
   <w:p>
     <w:pPr>
       <w:ind w:left="-288"/>
@@ -3457,7 +4704,7 @@
 </file>
 
 <file path=word/numbering.xml><?xml version="1.0" encoding="utf-8"?>
-<w:numbering xmlns:wpc="http://schemas.microsoft.com/office/word/2010/wordprocessingCanvas" xmlns:cx="http://schemas.microsoft.com/office/drawing/2014/chartex" xmlns:cx1="http://schemas.microsoft.com/office/drawing/2015/9/8/chartex" xmlns:cx2="http://schemas.microsoft.com/office/drawing/2015/10/21/chartex" xmlns:cx3="http://schemas.microsoft.com/office/drawing/2016/5/9/chartex" xmlns:cx4="http://schemas.microsoft.com/office/drawing/2016/5/10/chartex" xmlns:cx5="http://schemas.microsoft.com/office/drawing/2016/5/11/chartex" xmlns:cx6="http://schemas.microsoft.com/office/drawing/2016/5/12/chartex" xmlns:cx7="http://schemas.microsoft.com/office/drawing/2016/5/13/chartex" xmlns:cx8="http://schemas.microsoft.com/office/drawing/2016/5/14/chartex" xmlns:mc="http://schemas.openxmlformats.org/markup-compatibility/2006" xmlns:aink="http://schemas.microsoft.com/office/drawing/2016/ink" xmlns:am3d="http://schemas.microsoft.com/office/drawing/2017/model3d" xmlns:o="urn:schemas-microsoft-com:office:office" xmlns:r="http://schemas.openxmlformats.org/officeDocument/2006/relationships" xmlns:m="http://schemas.openxmlformats.org/officeDocument/2006/math" xmlns:v="urn:schemas-microsoft-com:vml" xmlns:wp14="http://schemas.microsoft.com/office/word/2010/wordprocessingDrawing" xmlns:wp="http://schemas.openxmlformats.org/drawingml/2006/wordprocessingDrawing" xmlns:w10="urn:schemas-microsoft-com:office:word" xmlns:w="http://schemas.openxmlformats.org/wordprocessingml/2006/main" xmlns:w14="http://schemas.microsoft.com/office/word/2010/wordml" xmlns:w15="http://schemas.microsoft.com/office/word/2012/wordml" xmlns:w16cex="http://schemas.microsoft.com/office/word/2018/wordml/cex" xmlns:w16cid="http://schemas.microsoft.com/office/word/2016/wordml/cid" xmlns:w16="http://schemas.microsoft.com/office/word/2018/wordml" xmlns:w16se="http://schemas.microsoft.com/office/word/2015/wordml/symex" xmlns:wpg="http://schemas.microsoft.com/office/word/2010/wordprocessingGroup" xmlns:wpi="http://schemas.microsoft.com/office/word/2010/wordprocessingInk" xmlns:wne="http://schemas.microsoft.com/office/word/2006/wordml" xmlns:wps="http://schemas.microsoft.com/office/word/2010/wordprocessingShape" mc:Ignorable="w14 w15 w16se w16cid w16 w16cex wp14">
+<w:numbering xmlns:wpc="http://schemas.microsoft.com/office/word/2010/wordprocessingCanvas" xmlns:cx="http://schemas.microsoft.com/office/drawing/2014/chartex" xmlns:cx1="http://schemas.microsoft.com/office/drawing/2015/9/8/chartex" xmlns:cx2="http://schemas.microsoft.com/office/drawing/2015/10/21/chartex" xmlns:cx3="http://schemas.microsoft.com/office/drawing/2016/5/9/chartex" xmlns:cx4="http://schemas.microsoft.com/office/drawing/2016/5/10/chartex" xmlns:cx5="http://schemas.microsoft.com/office/drawing/2016/5/11/chartex" xmlns:cx6="http://schemas.microsoft.com/office/drawing/2016/5/12/chartex" xmlns:cx7="http://schemas.microsoft.com/office/drawing/2016/5/13/chartex" xmlns:cx8="http://schemas.microsoft.com/office/drawing/2016/5/14/chartex" xmlns:mc="http://schemas.openxmlformats.org/markup-compatibility/2006" xmlns:aink="http://schemas.microsoft.com/office/drawing/2016/ink" xmlns:am3d="http://schemas.microsoft.com/office/drawing/2017/model3d" xmlns:o="urn:schemas-microsoft-com:office:office" xmlns:oel="http://schemas.microsoft.com/office/2019/extlst" xmlns:r="http://schemas.openxmlformats.org/officeDocument/2006/relationships" xmlns:m="http://schemas.openxmlformats.org/officeDocument/2006/math" xmlns:v="urn:schemas-microsoft-com:vml" xmlns:wp14="http://schemas.microsoft.com/office/word/2010/wordprocessingDrawing" xmlns:wp="http://schemas.openxmlformats.org/drawingml/2006/wordprocessingDrawing" xmlns:w10="urn:schemas-microsoft-com:office:word" xmlns:w="http://schemas.openxmlformats.org/wordprocessingml/2006/main" xmlns:w14="http://schemas.microsoft.com/office/word/2010/wordml" xmlns:w15="http://schemas.microsoft.com/office/word/2012/wordml" xmlns:w16cex="http://schemas.microsoft.com/office/word/2018/wordml/cex" xmlns:w16cid="http://schemas.microsoft.com/office/word/2016/wordml/cid" xmlns:w16="http://schemas.microsoft.com/office/word/2018/wordml" xmlns:w16du="http://schemas.microsoft.com/office/word/2023/wordml/word16du" xmlns:w16sdtdh="http://schemas.microsoft.com/office/word/2020/wordml/sdtdatahash" xmlns:w16sdtfl="http://schemas.microsoft.com/office/word/2024/wordml/sdtformatlock" xmlns:w16se="http://schemas.microsoft.com/office/word/2015/wordml/symex" xmlns:wpg="http://schemas.microsoft.com/office/word/2010/wordprocessingGroup" xmlns:wpi="http://schemas.microsoft.com/office/word/2010/wordprocessingInk" xmlns:wne="http://schemas.microsoft.com/office/word/2006/wordml" xmlns:wps="http://schemas.microsoft.com/office/word/2010/wordprocessingShape" mc:Ignorable="w14 w15 w16se w16cid w16 w16cex w16sdtdh w16sdtfl w16du wp14">
   <w:abstractNum w:abstractNumId="0" w15:restartNumberingAfterBreak="0">
     <w:nsid w:val="04B70C52"/>
     <w:multiLevelType w:val="hybridMultilevel"/>
@@ -5102,7 +6349,7 @@
       </w:rPr>
     </w:lvl>
   </w:abstractNum>
-  <w:num w:numId="1">
+  <w:num w:numId="1" w16cid:durableId="1459445588">
     <w:abstractNumId w:val="9"/>
     <w:lvlOverride w:ilvl="0">
       <w:lvl w:ilvl="0">
@@ -5122,7 +6369,7 @@
       </w:lvl>
     </w:lvlOverride>
   </w:num>
-  <w:num w:numId="2">
+  <w:num w:numId="2" w16cid:durableId="876969490">
     <w:abstractNumId w:val="3"/>
     <w:lvlOverride w:ilvl="0">
       <w:lvl w:ilvl="0">
@@ -5261,10 +6508,10 @@
       </w:lvl>
     </w:lvlOverride>
   </w:num>
-  <w:num w:numId="3">
+  <w:num w:numId="3" w16cid:durableId="1667434335">
     <w:abstractNumId w:val="5"/>
   </w:num>
-  <w:num w:numId="4">
+  <w:num w:numId="4" w16cid:durableId="1056779017">
     <w:abstractNumId w:val="3"/>
     <w:lvlOverride w:ilvl="0">
       <w:startOverride w:val="1"/>
@@ -5412,16 +6659,16 @@
       </w:lvl>
     </w:lvlOverride>
   </w:num>
-  <w:num w:numId="5">
+  <w:num w:numId="5" w16cid:durableId="1715738581">
     <w:abstractNumId w:val="3"/>
   </w:num>
-  <w:num w:numId="6">
+  <w:num w:numId="6" w16cid:durableId="1162504530">
     <w:abstractNumId w:val="0"/>
   </w:num>
-  <w:num w:numId="7">
+  <w:num w:numId="7" w16cid:durableId="393627979">
     <w:abstractNumId w:val="1"/>
   </w:num>
-  <w:num w:numId="8">
+  <w:num w:numId="8" w16cid:durableId="538318786">
     <w:abstractNumId w:val="7"/>
     <w:lvlOverride w:ilvl="0">
       <w:lvl w:ilvl="0">
@@ -5441,13 +6688,13 @@
       </w:lvl>
     </w:lvlOverride>
   </w:num>
-  <w:num w:numId="9">
+  <w:num w:numId="9" w16cid:durableId="1957322109">
     <w:abstractNumId w:val="3"/>
   </w:num>
-  <w:num w:numId="10">
+  <w:num w:numId="10" w16cid:durableId="993531731">
     <w:abstractNumId w:val="12"/>
   </w:num>
-  <w:num w:numId="11">
+  <w:num w:numId="11" w16cid:durableId="1515068738">
     <w:abstractNumId w:val="12"/>
     <w:lvlOverride w:ilvl="0">
       <w:startOverride w:val="1"/>
@@ -5477,19 +6724,19 @@
       <w:startOverride w:val="1"/>
     </w:lvlOverride>
   </w:num>
-  <w:num w:numId="12">
+  <w:num w:numId="12" w16cid:durableId="413013973">
     <w:abstractNumId w:val="4"/>
   </w:num>
-  <w:num w:numId="13">
+  <w:num w:numId="13" w16cid:durableId="1889026760">
     <w:abstractNumId w:val="9"/>
   </w:num>
-  <w:num w:numId="14">
+  <w:num w:numId="14" w16cid:durableId="1816876908">
     <w:abstractNumId w:val="8"/>
   </w:num>
-  <w:num w:numId="15">
+  <w:num w:numId="15" w16cid:durableId="1025212233">
     <w:abstractNumId w:val="6"/>
   </w:num>
-  <w:num w:numId="16">
+  <w:num w:numId="16" w16cid:durableId="1229074430">
     <w:abstractNumId w:val="2"/>
     <w:lvlOverride w:ilvl="0">
       <w:startOverride w:val="1"/>
@@ -5519,7 +6766,7 @@
       <w:startOverride w:val="1"/>
     </w:lvlOverride>
   </w:num>
-  <w:num w:numId="17">
+  <w:num w:numId="17" w16cid:durableId="233248435">
     <w:abstractNumId w:val="10"/>
     <w:lvlOverride w:ilvl="0">
       <w:startOverride w:val="1"/>
@@ -5549,7 +6796,7 @@
       <w:startOverride w:val="1"/>
     </w:lvlOverride>
   </w:num>
-  <w:num w:numId="18">
+  <w:num w:numId="18" w16cid:durableId="814420894">
     <w:abstractNumId w:val="10"/>
     <w:lvlOverride w:ilvl="0">
       <w:startOverride w:val="1"/>
@@ -5579,7 +6826,7 @@
       <w:startOverride w:val="1"/>
     </w:lvlOverride>
   </w:num>
-  <w:num w:numId="19">
+  <w:num w:numId="19" w16cid:durableId="645087238">
     <w:abstractNumId w:val="11"/>
   </w:num>
   <w:numIdMacAtCleanup w:val="4"/>
@@ -5587,7 +6834,7 @@
 </file>
 
 <file path=word/styles.xml><?xml version="1.0" encoding="utf-8"?>
-<w:styles xmlns:mc="http://schemas.openxmlformats.org/markup-compatibility/2006" xmlns:r="http://schemas.openxmlformats.org/officeDocument/2006/relationships" xmlns:w="http://schemas.openxmlformats.org/wordprocessingml/2006/main" xmlns:w14="http://schemas.microsoft.com/office/word/2010/wordml" xmlns:w15="http://schemas.microsoft.com/office/word/2012/wordml" xmlns:w16cex="http://schemas.microsoft.com/office/word/2018/wordml/cex" xmlns:w16cid="http://schemas.microsoft.com/office/word/2016/wordml/cid" xmlns:w16="http://schemas.microsoft.com/office/word/2018/wordml" xmlns:w16se="http://schemas.microsoft.com/office/word/2015/wordml/symex" mc:Ignorable="w14 w15 w16se w16cid w16 w16cex">
+<w:styles xmlns:mc="http://schemas.openxmlformats.org/markup-compatibility/2006" xmlns:r="http://schemas.openxmlformats.org/officeDocument/2006/relationships" xmlns:w="http://schemas.openxmlformats.org/wordprocessingml/2006/main" xmlns:w14="http://schemas.microsoft.com/office/word/2010/wordml" xmlns:w15="http://schemas.microsoft.com/office/word/2012/wordml" xmlns:w16cex="http://schemas.microsoft.com/office/word/2018/wordml/cex" xmlns:w16cid="http://schemas.microsoft.com/office/word/2016/wordml/cid" xmlns:w16="http://schemas.microsoft.com/office/word/2018/wordml" xmlns:w16du="http://schemas.microsoft.com/office/word/2023/wordml/word16du" xmlns:w16sdtdh="http://schemas.microsoft.com/office/word/2020/wordml/sdtdatahash" xmlns:w16sdtfl="http://schemas.microsoft.com/office/word/2024/wordml/sdtformatlock" xmlns:w16se="http://schemas.microsoft.com/office/word/2015/wordml/symex" mc:Ignorable="w14 w15 w16se w16cid w16 w16cex w16sdtdh w16sdtfl w16du">
   <w:docDefaults>
     <w:rPrDefault>
       <w:rPr>
@@ -6188,7 +7435,6 @@
   <w:style w:type="character" w:default="1" w:styleId="DefaultParagraphFont">
     <w:name w:val="Default Paragraph Font"/>
     <w:uiPriority w:val="1"/>
-    <w:semiHidden/>
     <w:unhideWhenUsed/>
   </w:style>
   <w:style w:type="table" w:default="1" w:styleId="TableNormal">
@@ -7849,7 +9095,7 @@
 </file>
 
 <file path=word/glossary/document.xml><?xml version="1.0" encoding="utf-8"?>
-<w:glossaryDocument xmlns:wpc="http://schemas.microsoft.com/office/word/2010/wordprocessingCanvas" xmlns:cx="http://schemas.microsoft.com/office/drawing/2014/chartex" xmlns:cx1="http://schemas.microsoft.com/office/drawing/2015/9/8/chartex" xmlns:cx2="http://schemas.microsoft.com/office/drawing/2015/10/21/chartex" xmlns:cx3="http://schemas.microsoft.com/office/drawing/2016/5/9/chartex" xmlns:cx4="http://schemas.microsoft.com/office/drawing/2016/5/10/chartex" xmlns:cx5="http://schemas.microsoft.com/office/drawing/2016/5/11/chartex" xmlns:cx6="http://schemas.microsoft.com/office/drawing/2016/5/12/chartex" xmlns:cx7="http://schemas.microsoft.com/office/drawing/2016/5/13/chartex" xmlns:cx8="http://schemas.microsoft.com/office/drawing/2016/5/14/chartex" xmlns:mc="http://schemas.openxmlformats.org/markup-compatibility/2006" xmlns:aink="http://schemas.microsoft.com/office/drawing/2016/ink" xmlns:am3d="http://schemas.microsoft.com/office/drawing/2017/model3d" xmlns:o="urn:schemas-microsoft-com:office:office" xmlns:r="http://schemas.openxmlformats.org/officeDocument/2006/relationships" xmlns:m="http://schemas.openxmlformats.org/officeDocument/2006/math" xmlns:v="urn:schemas-microsoft-com:vml" xmlns:wp14="http://schemas.microsoft.com/office/word/2010/wordprocessingDrawing" xmlns:wp="http://schemas.openxmlformats.org/drawingml/2006/wordprocessingDrawing" xmlns:w10="urn:schemas-microsoft-com:office:word" xmlns:w="http://schemas.openxmlformats.org/wordprocessingml/2006/main" xmlns:w14="http://schemas.microsoft.com/office/word/2010/wordml" xmlns:w15="http://schemas.microsoft.com/office/word/2012/wordml" xmlns:w16cex="http://schemas.microsoft.com/office/word/2018/wordml/cex" xmlns:w16cid="http://schemas.microsoft.com/office/word/2016/wordml/cid" xmlns:w16="http://schemas.microsoft.com/office/word/2018/wordml" xmlns:w16se="http://schemas.microsoft.com/office/word/2015/wordml/symex" xmlns:wpg="http://schemas.microsoft.com/office/word/2010/wordprocessingGroup" xmlns:wpi="http://schemas.microsoft.com/office/word/2010/wordprocessingInk" xmlns:wne="http://schemas.microsoft.com/office/word/2006/wordml" xmlns:wps="http://schemas.microsoft.com/office/word/2010/wordprocessingShape" mc:Ignorable="w14 w15 w16se w16cid w16 w16cex wp14">
+<w:glossaryDocument xmlns:wpc="http://schemas.microsoft.com/office/word/2010/wordprocessingCanvas" xmlns:cx="http://schemas.microsoft.com/office/drawing/2014/chartex" xmlns:cx1="http://schemas.microsoft.com/office/drawing/2015/9/8/chartex" xmlns:cx2="http://schemas.microsoft.com/office/drawing/2015/10/21/chartex" xmlns:cx3="http://schemas.microsoft.com/office/drawing/2016/5/9/chartex" xmlns:cx4="http://schemas.microsoft.com/office/drawing/2016/5/10/chartex" xmlns:cx5="http://schemas.microsoft.com/office/drawing/2016/5/11/chartex" xmlns:cx6="http://schemas.microsoft.com/office/drawing/2016/5/12/chartex" xmlns:cx7="http://schemas.microsoft.com/office/drawing/2016/5/13/chartex" xmlns:cx8="http://schemas.microsoft.com/office/drawing/2016/5/14/chartex" xmlns:mc="http://schemas.openxmlformats.org/markup-compatibility/2006" xmlns:aink="http://schemas.microsoft.com/office/drawing/2016/ink" xmlns:am3d="http://schemas.microsoft.com/office/drawing/2017/model3d" xmlns:o="urn:schemas-microsoft-com:office:office" xmlns:oel="http://schemas.microsoft.com/office/2019/extlst" xmlns:r="http://schemas.openxmlformats.org/officeDocument/2006/relationships" xmlns:m="http://schemas.openxmlformats.org/officeDocument/2006/math" xmlns:v="urn:schemas-microsoft-com:vml" xmlns:wp14="http://schemas.microsoft.com/office/word/2010/wordprocessingDrawing" xmlns:wp="http://schemas.openxmlformats.org/drawingml/2006/wordprocessingDrawing" xmlns:w10="urn:schemas-microsoft-com:office:word" xmlns:w="http://schemas.openxmlformats.org/wordprocessingml/2006/main" xmlns:w14="http://schemas.microsoft.com/office/word/2010/wordml" xmlns:w15="http://schemas.microsoft.com/office/word/2012/wordml" xmlns:w16cex="http://schemas.microsoft.com/office/word/2018/wordml/cex" xmlns:w16cid="http://schemas.microsoft.com/office/word/2016/wordml/cid" xmlns:w16="http://schemas.microsoft.com/office/word/2018/wordml" xmlns:w16du="http://schemas.microsoft.com/office/word/2023/wordml/word16du" xmlns:w16sdtdh="http://schemas.microsoft.com/office/word/2020/wordml/sdtdatahash" xmlns:w16sdtfl="http://schemas.microsoft.com/office/word/2024/wordml/sdtformatlock" xmlns:w16se="http://schemas.microsoft.com/office/word/2015/wordml/symex" xmlns:wpg="http://schemas.microsoft.com/office/word/2010/wordprocessingGroup" xmlns:wpi="http://schemas.microsoft.com/office/word/2010/wordprocessingInk" xmlns:wne="http://schemas.microsoft.com/office/word/2006/wordml" xmlns:wps="http://schemas.microsoft.com/office/word/2010/wordprocessingShape" mc:Ignorable="w14 w15 w16se w16cid w16 w16cex w16sdtdh w16sdtfl w16du wp14">
   <w:docParts>
     <w:docPart>
       <w:docPartPr>
@@ -7885,7 +9131,7 @@
 </file>
 
 <file path=word/glossary/fontTable.xml><?xml version="1.0" encoding="utf-8"?>
-<w:fonts xmlns:mc="http://schemas.openxmlformats.org/markup-compatibility/2006" xmlns:r="http://schemas.openxmlformats.org/officeDocument/2006/relationships" xmlns:w="http://schemas.openxmlformats.org/wordprocessingml/2006/main" xmlns:w14="http://schemas.microsoft.com/office/word/2010/wordml" xmlns:w15="http://schemas.microsoft.com/office/word/2012/wordml" xmlns:w16cex="http://schemas.microsoft.com/office/word/2018/wordml/cex" xmlns:w16cid="http://schemas.microsoft.com/office/word/2016/wordml/cid" xmlns:w16="http://schemas.microsoft.com/office/word/2018/wordml" xmlns:w16se="http://schemas.microsoft.com/office/word/2015/wordml/symex" mc:Ignorable="w14 w15 w16se w16cid w16 w16cex">
+<w:fonts xmlns:mc="http://schemas.openxmlformats.org/markup-compatibility/2006" xmlns:r="http://schemas.openxmlformats.org/officeDocument/2006/relationships" xmlns:w="http://schemas.openxmlformats.org/wordprocessingml/2006/main" xmlns:w14="http://schemas.microsoft.com/office/word/2010/wordml" xmlns:w15="http://schemas.microsoft.com/office/word/2012/wordml" xmlns:w16cex="http://schemas.microsoft.com/office/word/2018/wordml/cex" xmlns:w16cid="http://schemas.microsoft.com/office/word/2016/wordml/cid" xmlns:w16="http://schemas.microsoft.com/office/word/2018/wordml" xmlns:w16du="http://schemas.microsoft.com/office/word/2023/wordml/word16du" xmlns:w16sdtdh="http://schemas.microsoft.com/office/word/2020/wordml/sdtdatahash" xmlns:w16sdtfl="http://schemas.microsoft.com/office/word/2024/wordml/sdtformatlock" xmlns:w16se="http://schemas.microsoft.com/office/word/2015/wordml/symex" mc:Ignorable="w14 w15 w16se w16cid w16 w16cex w16sdtdh w16sdtfl w16du">
   <w:font w:name="Arial">
     <w:panose1 w:val="020B0604020202020204"/>
     <w:charset w:val="00"/>
@@ -7933,7 +9179,7 @@
     <w:charset w:val="00"/>
     <w:family w:val="swiss"/>
     <w:pitch w:val="variable"/>
-    <w:sig w:usb0="E4002EFF" w:usb1="C000247B" w:usb2="00000009" w:usb3="00000000" w:csb0="000001FF" w:csb1="00000000"/>
+    <w:sig w:usb0="E4002EFF" w:usb1="C200247B" w:usb2="00000009" w:usb3="00000000" w:csb0="000001FF" w:csb1="00000000"/>
   </w:font>
   <w:font w:name="Webdings">
     <w:panose1 w:val="05030102010509060703"/>
@@ -7955,7 +9201,14 @@
     <w:charset w:val="86"/>
     <w:family w:val="auto"/>
     <w:pitch w:val="variable"/>
-    <w:sig w:usb0="00000003" w:usb1="288F0000" w:usb2="00000016" w:usb3="00000000" w:csb0="00040001" w:csb1="00000000"/>
+    <w:sig w:usb0="00000203" w:usb1="288F0000" w:usb2="00000016" w:usb3="00000000" w:csb0="00040001" w:csb1="00000000"/>
+  </w:font>
+  <w:font w:name="Angsana New">
+    <w:panose1 w:val="02020603050405020304"/>
+    <w:charset w:val="DE"/>
+    <w:family w:val="roman"/>
+    <w:pitch w:val="variable"/>
+    <w:sig w:usb0="81000003" w:usb1="00000000" w:usb2="00000000" w:usb3="00000000" w:csb0="00010001" w:csb1="00000000"/>
   </w:font>
   <w:font w:name="Cambria">
     <w:panose1 w:val="02040503050406030204"/>
@@ -7963,6 +9216,19 @@
     <w:family w:val="roman"/>
     <w:pitch w:val="variable"/>
     <w:sig w:usb0="E00006FF" w:usb1="420024FF" w:usb2="02000000" w:usb3="00000000" w:csb0="0000019F" w:csb1="00000000"/>
+  </w:font>
+  <w:font w:name="Cordia New">
+    <w:panose1 w:val="020B0304020202020204"/>
+    <w:charset w:val="DE"/>
+    <w:family w:val="swiss"/>
+    <w:pitch w:val="variable"/>
+    <w:sig w:usb0="81000003" w:usb1="00000000" w:usb2="00000000" w:usb3="00000000" w:csb0="00010001" w:csb1="00000000"/>
+  </w:font>
+  <w:font w:name="Aptos">
+    <w:charset w:val="00"/>
+    <w:family w:val="swiss"/>
+    <w:pitch w:val="variable"/>
+    <w:sig w:usb0="20000287" w:usb1="00000003" w:usb2="00000000" w:usb3="00000000" w:csb0="0000019F" w:csb1="00000000"/>
   </w:font>
   <w:font w:name="DengXian">
     <w:altName w:val="等线"/>
@@ -7974,24 +9240,22 @@
   </w:font>
   <w:font w:name="DengXian Light">
     <w:altName w:val="等线 Light"/>
-    <w:panose1 w:val="02010600030101010101"/>
     <w:charset w:val="86"/>
     <w:family w:val="auto"/>
     <w:pitch w:val="variable"/>
     <w:sig w:usb0="A00002BF" w:usb1="38CF7CFA" w:usb2="00000016" w:usb3="00000000" w:csb0="0004000F" w:csb1="00000000"/>
   </w:font>
-  <w:font w:name="Calibri Light">
-    <w:panose1 w:val="020F0302020204030204"/>
+  <w:font w:name="Aptos Display">
     <w:charset w:val="00"/>
     <w:family w:val="swiss"/>
     <w:pitch w:val="variable"/>
-    <w:sig w:usb0="E4002EFF" w:usb1="C000247B" w:usb2="00000009" w:usb3="00000000" w:csb0="000001FF" w:csb1="00000000"/>
+    <w:sig w:usb0="20000287" w:usb1="00000003" w:usb2="00000000" w:usb3="00000000" w:csb0="0000019F" w:csb1="00000000"/>
   </w:font>
 </w:fonts>
 </file>
 
 <file path=word/glossary/settings.xml><?xml version="1.0" encoding="utf-8"?>
-<w:settings xmlns:mc="http://schemas.openxmlformats.org/markup-compatibility/2006" xmlns:o="urn:schemas-microsoft-com:office:office" xmlns:r="http://schemas.openxmlformats.org/officeDocument/2006/relationships" xmlns:m="http://schemas.openxmlformats.org/officeDocument/2006/math" xmlns:v="urn:schemas-microsoft-com:vml" xmlns:w10="urn:schemas-microsoft-com:office:word" xmlns:w="http://schemas.openxmlformats.org/wordprocessingml/2006/main" xmlns:w14="http://schemas.microsoft.com/office/word/2010/wordml" xmlns:w15="http://schemas.microsoft.com/office/word/2012/wordml" xmlns:w16cex="http://schemas.microsoft.com/office/word/2018/wordml/cex" xmlns:w16cid="http://schemas.microsoft.com/office/word/2016/wordml/cid" xmlns:w16="http://schemas.microsoft.com/office/word/2018/wordml" xmlns:w16se="http://schemas.microsoft.com/office/word/2015/wordml/symex" xmlns:sl="http://schemas.openxmlformats.org/schemaLibrary/2006/main" mc:Ignorable="w14 w15 w16se w16cid w16 w16cex">
+<w:settings xmlns:mc="http://schemas.openxmlformats.org/markup-compatibility/2006" xmlns:o="urn:schemas-microsoft-com:office:office" xmlns:r="http://schemas.openxmlformats.org/officeDocument/2006/relationships" xmlns:m="http://schemas.openxmlformats.org/officeDocument/2006/math" xmlns:v="urn:schemas-microsoft-com:vml" xmlns:w10="urn:schemas-microsoft-com:office:word" xmlns:w="http://schemas.openxmlformats.org/wordprocessingml/2006/main" xmlns:w14="http://schemas.microsoft.com/office/word/2010/wordml" xmlns:w15="http://schemas.microsoft.com/office/word/2012/wordml" xmlns:w16cex="http://schemas.microsoft.com/office/word/2018/wordml/cex" xmlns:w16cid="http://schemas.microsoft.com/office/word/2016/wordml/cid" xmlns:w16="http://schemas.microsoft.com/office/word/2018/wordml" xmlns:w16du="http://schemas.microsoft.com/office/word/2023/wordml/word16du" xmlns:w16sdtdh="http://schemas.microsoft.com/office/word/2020/wordml/sdtdatahash" xmlns:w16sdtfl="http://schemas.microsoft.com/office/word/2024/wordml/sdtformatlock" xmlns:w16se="http://schemas.microsoft.com/office/word/2015/wordml/symex" xmlns:sl="http://schemas.openxmlformats.org/schemaLibrary/2006/main" mc:Ignorable="w14 w15 w16se w16cid w16 w16cex w16sdtdh w16sdtfl w16du">
   <w:view w:val="normal"/>
   <w:defaultTabStop w:val="720"/>
   <w:characterSpacingControl w:val="doNotCompress"/>
@@ -8007,8 +9271,10 @@
   <w:rsids>
     <w:rsidRoot w:val="00202A7A"/>
     <w:rsid w:val="00202A7A"/>
+    <w:rsid w:val="00242DC6"/>
     <w:rsid w:val="006316C4"/>
     <w:rsid w:val="00687504"/>
+    <w:rsid w:val="00BD64FC"/>
     <w:rsid w:val="00D32051"/>
     <w:rsid w:val="00DA3ED7"/>
     <w:rsid w:val="00F05003"/>
@@ -8027,7 +9293,7 @@
     <m:intLim m:val="subSup"/>
     <m:naryLim m:val="undOvr"/>
   </m:mathPr>
-  <w:themeFontLang w:val="en-US" w:eastAsia="zh-CN"/>
+  <w:themeFontLang w:val="en-US" w:eastAsia="zh-CN" w:bidi="th-TH"/>
   <w:clrSchemeMapping w:bg1="light1" w:t1="dark1" w:bg2="light2" w:t2="dark2" w:accent1="accent1" w:accent2="accent2" w:accent3="accent3" w:accent4="accent4" w:accent5="accent5" w:accent6="accent6" w:hyperlink="hyperlink" w:followedHyperlink="followedHyperlink"/>
   <w:decimalSymbol w:val="."/>
   <w:listSeparator w:val=","/>
@@ -8036,7 +9302,7 @@
 </file>
 
 <file path=word/glossary/styles.xml><?xml version="1.0" encoding="utf-8"?>
-<w:styles xmlns:mc="http://schemas.openxmlformats.org/markup-compatibility/2006" xmlns:r="http://schemas.openxmlformats.org/officeDocument/2006/relationships" xmlns:w="http://schemas.openxmlformats.org/wordprocessingml/2006/main" xmlns:w14="http://schemas.microsoft.com/office/word/2010/wordml" xmlns:w15="http://schemas.microsoft.com/office/word/2012/wordml" xmlns:w16cex="http://schemas.microsoft.com/office/word/2018/wordml/cex" xmlns:w16cid="http://schemas.microsoft.com/office/word/2016/wordml/cid" xmlns:w16="http://schemas.microsoft.com/office/word/2018/wordml" xmlns:w16se="http://schemas.microsoft.com/office/word/2015/wordml/symex" mc:Ignorable="w14 w15 w16se w16cid w16 w16cex">
+<w:styles xmlns:mc="http://schemas.openxmlformats.org/markup-compatibility/2006" xmlns:r="http://schemas.openxmlformats.org/officeDocument/2006/relationships" xmlns:w="http://schemas.openxmlformats.org/wordprocessingml/2006/main" xmlns:w14="http://schemas.microsoft.com/office/word/2010/wordml" xmlns:w15="http://schemas.microsoft.com/office/word/2012/wordml" xmlns:w16cex="http://schemas.microsoft.com/office/word/2018/wordml/cex" xmlns:w16cid="http://schemas.microsoft.com/office/word/2016/wordml/cid" xmlns:w16="http://schemas.microsoft.com/office/word/2018/wordml" xmlns:w16du="http://schemas.microsoft.com/office/word/2023/wordml/word16du" xmlns:w16sdtdh="http://schemas.microsoft.com/office/word/2020/wordml/sdtdatahash" xmlns:w16sdtfl="http://schemas.microsoft.com/office/word/2024/wordml/sdtformatlock" xmlns:w16se="http://schemas.microsoft.com/office/word/2015/wordml/symex" mc:Ignorable="w14 w15 w16se w16cid w16 w16cex w16sdtdh w16sdtfl w16du">
   <w:docDefaults>
     <w:rPrDefault>
       <w:rPr>
@@ -8477,7 +9743,7 @@
 </file>
 
 <file path=word/glossary/webSettings.xml><?xml version="1.0" encoding="utf-8"?>
-<w:webSettings xmlns:mc="http://schemas.openxmlformats.org/markup-compatibility/2006" xmlns:r="http://schemas.openxmlformats.org/officeDocument/2006/relationships" xmlns:w="http://schemas.openxmlformats.org/wordprocessingml/2006/main" xmlns:w14="http://schemas.microsoft.com/office/word/2010/wordml" xmlns:w15="http://schemas.microsoft.com/office/word/2012/wordml" xmlns:w16cex="http://schemas.microsoft.com/office/word/2018/wordml/cex" xmlns:w16cid="http://schemas.microsoft.com/office/word/2016/wordml/cid" xmlns:w16="http://schemas.microsoft.com/office/word/2018/wordml" xmlns:w16se="http://schemas.microsoft.com/office/word/2015/wordml/symex" mc:Ignorable="w14 w15 w16se w16cid w16 w16cex">
+<w:webSettings xmlns:mc="http://schemas.openxmlformats.org/markup-compatibility/2006" xmlns:r="http://schemas.openxmlformats.org/officeDocument/2006/relationships" xmlns:w="http://schemas.openxmlformats.org/wordprocessingml/2006/main" xmlns:w14="http://schemas.microsoft.com/office/word/2010/wordml" xmlns:w15="http://schemas.microsoft.com/office/word/2012/wordml" xmlns:w16cex="http://schemas.microsoft.com/office/word/2018/wordml/cex" xmlns:w16cid="http://schemas.microsoft.com/office/word/2016/wordml/cid" xmlns:w16="http://schemas.microsoft.com/office/word/2018/wordml" xmlns:w16du="http://schemas.microsoft.com/office/word/2023/wordml/word16du" xmlns:w16sdtdh="http://schemas.microsoft.com/office/word/2020/wordml/sdtdatahash" xmlns:w16sdtfl="http://schemas.microsoft.com/office/word/2024/wordml/sdtformatlock" xmlns:w16se="http://schemas.microsoft.com/office/word/2015/wordml/symex" mc:Ignorable="w14 w15 w16se w16cid w16 w16cex w16sdtdh w16sdtfl w16du">
   <w:optimizeForBrowser/>
   <w:allowPNG/>
 </w:webSettings>
